--- a/data/HR-files/Visszaélés bejelentési - tájékoztató.docx
+++ b/data/HR-files/Visszaélés bejelentési - tájékoztató.docx
@@ -7,7 +7,7 @@
         <w:spacing w:line="276" w:lineRule="auto"/>
         <w:jc w:val="both"/>
         <w:rPr>
-          <w:rFonts w:ascii="Poppins" w:hAnsi="Poppins" w:cs="Poppins"/>
+          <w:rFonts w:ascii="Poppins" w:hAnsi="Poppins" w:cs="Poppins" w:eastAsia="Poppins"/>
           <w:noProof/>
           <w:color w:val="000000" w:themeColor="text1"/>
           <w:sz w:val="22"/>
@@ -17,7 +17,7 @@
       </w:pPr>
       <w:r>
         <w:rPr>
-          <w:rFonts w:ascii="Poppins" w:hAnsi="Poppins" w:cs="Poppins"/>
+          <w:rFonts w:ascii="Poppins" w:hAnsi="Poppins" w:cs="Poppins" w:eastAsia="Poppins"/>
           <w:noProof/>
           <w:color w:val="000000" w:themeColor="text1"/>
           <w:sz w:val="22"/>
@@ -28,7 +28,7 @@
       </w:r>
       <w:r>
         <w:rPr>
-          <w:rFonts w:ascii="Poppins" w:hAnsi="Poppins" w:cs="Poppins"/>
+          <w:rFonts w:ascii="Poppins" w:hAnsi="Poppins" w:cs="Poppins" w:eastAsia="Poppins"/>
           <w:b/>
           <w:noProof/>
           <w:color w:val="000000" w:themeColor="text1"/>
@@ -40,7 +40,7 @@
       </w:r>
       <w:r>
         <w:rPr>
-          <w:rFonts w:ascii="Poppins" w:hAnsi="Poppins" w:cs="Poppins"/>
+          <w:rFonts w:ascii="Poppins" w:hAnsi="Poppins" w:cs="Poppins" w:eastAsia="Poppins"/>
           <w:noProof/>
           <w:color w:val="000000" w:themeColor="text1"/>
           <w:sz w:val="22"/>
@@ -51,7 +51,7 @@
       </w:r>
       <w:r>
         <w:rPr>
-          <w:rFonts w:ascii="Poppins" w:hAnsi="Poppins" w:cs="Poppins"/>
+          <w:rFonts w:ascii="Poppins" w:hAnsi="Poppins" w:cs="Poppins" w:eastAsia="Poppins"/>
           <w:noProof/>
           <w:color w:val="000000" w:themeColor="text1"/>
           <w:sz w:val="22"/>
@@ -82,7 +82,7 @@
               <w:spacing w:line="276" w:lineRule="auto"/>
               <w:jc w:val="both"/>
               <w:rPr>
-                <w:rFonts w:ascii="Poppins" w:hAnsi="Poppins" w:cs="Poppins"/>
+                <w:rFonts w:ascii="Poppins" w:hAnsi="Poppins" w:cs="Poppins" w:eastAsia="Poppins"/>
                 <w:noProof/>
                 <w:color w:val="000000" w:themeColor="text1"/>
                 <w:sz w:val="20"/>
@@ -93,7 +93,7 @@
             </w:pPr>
             <w:r>
               <w:rPr>
-                <w:rFonts w:ascii="Poppins" w:hAnsi="Poppins" w:cs="Poppins"/>
+                <w:rFonts w:ascii="Poppins" w:hAnsi="Poppins" w:cs="Poppins" w:eastAsia="Poppins"/>
                 <w:noProof/>
                 <w:color w:val="000000" w:themeColor="text1"/>
                 <w:sz w:val="20"/>
@@ -114,7 +114,7 @@
               <w:spacing w:line="276" w:lineRule="auto"/>
               <w:jc w:val="both"/>
               <w:rPr>
-                <w:rFonts w:ascii="Poppins" w:hAnsi="Poppins" w:cs="Poppins"/>
+                <w:rFonts w:ascii="Poppins" w:hAnsi="Poppins" w:cs="Poppins" w:eastAsia="Poppins"/>
                 <w:noProof/>
                 <w:color w:val="000000" w:themeColor="text1"/>
                 <w:sz w:val="20"/>
@@ -136,7 +136,7 @@
               <w:spacing w:line="276" w:lineRule="auto"/>
               <w:jc w:val="both"/>
               <w:rPr>
-                <w:rFonts w:ascii="Poppins" w:hAnsi="Poppins" w:cs="Poppins"/>
+                <w:rFonts w:ascii="Poppins" w:hAnsi="Poppins" w:cs="Poppins" w:eastAsia="Poppins"/>
                 <w:noProof/>
                 <w:color w:val="000000" w:themeColor="text1"/>
                 <w:sz w:val="20"/>
@@ -146,7 +146,7 @@
             </w:pPr>
             <w:r>
               <w:rPr>
-                <w:rFonts w:ascii="Poppins" w:hAnsi="Poppins" w:cs="Poppins"/>
+                <w:rFonts w:ascii="Poppins" w:hAnsi="Poppins" w:cs="Poppins" w:eastAsia="Poppins"/>
                 <w:noProof/>
                 <w:color w:val="000000" w:themeColor="text1"/>
                 <w:sz w:val="20"/>
@@ -158,7 +158,7 @@
             </w:r>
             <w:r>
               <w:rPr>
-                <w:rFonts w:ascii="Poppins" w:hAnsi="Poppins" w:cs="Poppins"/>
+                <w:rFonts w:ascii="Poppins" w:hAnsi="Poppins" w:cs="Poppins" w:eastAsia="Poppins"/>
                 <w:noProof/>
                 <w:color w:val="000000" w:themeColor="text1"/>
                 <w:sz w:val="20"/>
@@ -178,7 +178,7 @@
               <w:spacing w:line="276" w:lineRule="auto"/>
               <w:jc w:val="both"/>
               <w:rPr>
-                <w:rFonts w:ascii="Poppins" w:hAnsi="Poppins" w:cs="Poppins"/>
+                <w:rFonts w:ascii="Poppins" w:hAnsi="Poppins" w:cs="Poppins" w:eastAsia="Poppins"/>
                 <w:noProof/>
                 <w:color w:val="000000" w:themeColor="text1"/>
                 <w:sz w:val="20"/>
@@ -196,7 +196,7 @@
         <w:spacing w:line="276" w:lineRule="auto"/>
         <w:jc w:val="both"/>
         <w:rPr>
-          <w:rFonts w:ascii="Poppins" w:hAnsi="Poppins" w:cs="Poppins"/>
+          <w:rFonts w:ascii="Poppins" w:hAnsi="Poppins" w:cs="Poppins" w:eastAsia="Poppins"/>
           <w:noProof/>
           <w:color w:val="000000" w:themeColor="text1"/>
           <w:sz w:val="20"/>
@@ -209,7 +209,7 @@
       <w:pPr>
         <w:jc w:val="center"/>
         <w:rPr>
-          <w:rFonts w:ascii="Poppins" w:hAnsi="Poppins" w:cs="Poppins"/>
+          <w:rFonts w:ascii="Poppins" w:hAnsi="Poppins" w:cs="Poppins" w:eastAsia="Poppins"/>
           <w:b/>
           <w:sz w:val="20"/>
           <w:szCs w:val="20"/>
@@ -245,7 +245,7 @@
             <w:pPr>
               <w:jc w:val="center"/>
               <w:rPr>
-                <w:rFonts w:ascii="Poppins" w:hAnsi="Poppins" w:cs="Poppins"/>
+                <w:rFonts w:ascii="Poppins" w:hAnsi="Poppins" w:cs="Poppins" w:eastAsia="Poppins"/>
                 <w:b/>
                 <w:sz w:val="20"/>
                 <w:szCs w:val="20"/>
@@ -253,7 +253,7 @@
             </w:pPr>
             <w:r>
               <w:rPr>
-                <w:rFonts w:ascii="Poppins" w:hAnsi="Poppins" w:cs="Poppins"/>
+                <w:rFonts w:ascii="Poppins" w:hAnsi="Poppins" w:cs="Poppins" w:eastAsia="Poppins"/>
                 <w:b/>
                 <w:sz w:val="20"/>
                 <w:szCs w:val="20"/>
@@ -268,7 +268,7 @@
       <w:pPr>
         <w:jc w:val="center"/>
         <w:rPr>
-          <w:rFonts w:ascii="Poppins" w:hAnsi="Poppins" w:cs="Poppins"/>
+          <w:rFonts w:ascii="Poppins" w:hAnsi="Poppins" w:cs="Poppins" w:eastAsia="Poppins"/>
           <w:b/>
           <w:sz w:val="20"/>
           <w:szCs w:val="20"/>
@@ -277,7 +277,7 @@
       </w:pPr>
       <w:r>
         <w:rPr>
-          <w:rFonts w:ascii="Poppins" w:hAnsi="Poppins" w:cs="Poppins"/>
+          <w:rFonts w:ascii="Poppins" w:hAnsi="Poppins" w:cs="Poppins" w:eastAsia="Poppins"/>
           <w:b/>
           <w:sz w:val="20"/>
           <w:szCs w:val="20"/>
@@ -287,7 +287,7 @@
       <w:proofErr w:type="spellStart"/>
       <w:r>
         <w:rPr>
-          <w:rFonts w:ascii="Poppins" w:hAnsi="Poppins" w:cs="Poppins"/>
+          <w:rFonts w:ascii="Poppins" w:hAnsi="Poppins" w:cs="Poppins" w:eastAsia="Poppins"/>
           <w:b/>
           <w:sz w:val="20"/>
           <w:szCs w:val="20"/>
@@ -297,7 +297,7 @@
       <w:proofErr w:type="spellEnd"/>
       <w:r>
         <w:rPr>
-          <w:rFonts w:ascii="Poppins" w:hAnsi="Poppins" w:cs="Poppins"/>
+          <w:rFonts w:ascii="Poppins" w:hAnsi="Poppins" w:cs="Poppins" w:eastAsia="Poppins"/>
           <w:b/>
           <w:sz w:val="20"/>
           <w:szCs w:val="20"/>
@@ -306,7 +306,7 @@
       </w:r>
       <w:r>
         <w:rPr>
-          <w:rFonts w:ascii="Poppins" w:hAnsi="Poppins" w:cs="Poppins"/>
+          <w:rFonts w:ascii="Poppins" w:hAnsi="Poppins" w:cs="Poppins" w:eastAsia="Poppins"/>
           <w:b/>
           <w:sz w:val="20"/>
           <w:szCs w:val="20"/>
@@ -316,7 +316,7 @@
       <w:proofErr w:type="spellStart"/>
       <w:r>
         <w:rPr>
-          <w:rFonts w:ascii="Poppins" w:hAnsi="Poppins" w:cs="Poppins"/>
+          <w:rFonts w:ascii="Poppins" w:hAnsi="Poppins" w:cs="Poppins" w:eastAsia="Poppins"/>
           <w:b/>
           <w:sz w:val="20"/>
           <w:szCs w:val="20"/>
@@ -326,7 +326,7 @@
       <w:proofErr w:type="spellEnd"/>
       <w:r>
         <w:rPr>
-          <w:rFonts w:ascii="Poppins" w:hAnsi="Poppins" w:cs="Poppins"/>
+          <w:rFonts w:ascii="Poppins" w:hAnsi="Poppins" w:cs="Poppins" w:eastAsia="Poppins"/>
           <w:b/>
           <w:sz w:val="20"/>
           <w:szCs w:val="20"/>
@@ -336,7 +336,7 @@
       <w:proofErr w:type="spellStart"/>
       <w:r>
         <w:rPr>
-          <w:rFonts w:ascii="Poppins" w:hAnsi="Poppins" w:cs="Poppins"/>
+          <w:rFonts w:ascii="Poppins" w:hAnsi="Poppins" w:cs="Poppins" w:eastAsia="Poppins"/>
           <w:b/>
           <w:sz w:val="20"/>
           <w:szCs w:val="20"/>
@@ -346,7 +346,7 @@
       <w:proofErr w:type="spellEnd"/>
       <w:r>
         <w:rPr>
-          <w:rFonts w:ascii="Poppins" w:hAnsi="Poppins" w:cs="Poppins"/>
+          <w:rFonts w:ascii="Poppins" w:hAnsi="Poppins" w:cs="Poppins" w:eastAsia="Poppins"/>
           <w:b/>
           <w:sz w:val="20"/>
           <w:szCs w:val="20"/>
@@ -356,7 +356,7 @@
       <w:proofErr w:type="spellStart"/>
       <w:r>
         <w:rPr>
-          <w:rFonts w:ascii="Poppins" w:hAnsi="Poppins" w:cs="Poppins"/>
+          <w:rFonts w:ascii="Poppins" w:hAnsi="Poppins" w:cs="Poppins" w:eastAsia="Poppins"/>
           <w:b/>
           <w:sz w:val="20"/>
           <w:szCs w:val="20"/>
@@ -366,7 +366,7 @@
       <w:proofErr w:type="spellEnd"/>
       <w:r>
         <w:rPr>
-          <w:rFonts w:ascii="Poppins" w:hAnsi="Poppins" w:cs="Poppins"/>
+          <w:rFonts w:ascii="Poppins" w:hAnsi="Poppins" w:cs="Poppins" w:eastAsia="Poppins"/>
           <w:b/>
           <w:sz w:val="20"/>
           <w:szCs w:val="20"/>
@@ -376,7 +376,7 @@
       <w:proofErr w:type="spellStart"/>
       <w:r>
         <w:rPr>
-          <w:rFonts w:ascii="Poppins" w:hAnsi="Poppins" w:cs="Poppins"/>
+          <w:rFonts w:ascii="Poppins" w:hAnsi="Poppins" w:cs="Poppins" w:eastAsia="Poppins"/>
           <w:b/>
           <w:sz w:val="20"/>
           <w:szCs w:val="20"/>
@@ -386,7 +386,7 @@
       <w:proofErr w:type="spellEnd"/>
       <w:r>
         <w:rPr>
-          <w:rFonts w:ascii="Poppins" w:hAnsi="Poppins" w:cs="Poppins"/>
+          <w:rFonts w:ascii="Poppins" w:hAnsi="Poppins" w:cs="Poppins" w:eastAsia="Poppins"/>
           <w:b/>
           <w:sz w:val="20"/>
           <w:szCs w:val="20"/>
@@ -396,7 +396,7 @@
       <w:proofErr w:type="spellStart"/>
       <w:r>
         <w:rPr>
-          <w:rFonts w:ascii="Poppins" w:hAnsi="Poppins" w:cs="Poppins"/>
+          <w:rFonts w:ascii="Poppins" w:hAnsi="Poppins" w:cs="Poppins" w:eastAsia="Poppins"/>
           <w:b/>
           <w:sz w:val="20"/>
           <w:szCs w:val="20"/>
@@ -406,7 +406,7 @@
       <w:proofErr w:type="spellEnd"/>
       <w:r>
         <w:rPr>
-          <w:rFonts w:ascii="Poppins" w:hAnsi="Poppins" w:cs="Poppins"/>
+          <w:rFonts w:ascii="Poppins" w:hAnsi="Poppins" w:cs="Poppins" w:eastAsia="Poppins"/>
           <w:b/>
           <w:sz w:val="20"/>
           <w:szCs w:val="20"/>
@@ -416,7 +416,7 @@
       <w:proofErr w:type="spellStart"/>
       <w:r>
         <w:rPr>
-          <w:rFonts w:ascii="Poppins" w:hAnsi="Poppins" w:cs="Poppins"/>
+          <w:rFonts w:ascii="Poppins" w:hAnsi="Poppins" w:cs="Poppins" w:eastAsia="Poppins"/>
           <w:b/>
           <w:sz w:val="20"/>
           <w:szCs w:val="20"/>
@@ -429,7 +429,7 @@
       <w:pPr>
         <w:jc w:val="both"/>
         <w:rPr>
-          <w:rFonts w:ascii="Poppins" w:hAnsi="Poppins" w:cs="Poppins"/>
+          <w:rFonts w:ascii="Poppins" w:hAnsi="Poppins" w:cs="Poppins" w:eastAsia="Poppins"/>
           <w:sz w:val="20"/>
           <w:szCs w:val="20"/>
         </w:rPr>
@@ -444,14 +444,14 @@
         </w:numPr>
         <w:jc w:val="both"/>
         <w:rPr>
-          <w:rFonts w:ascii="Poppins" w:hAnsi="Poppins" w:cs="Poppins"/>
-          <w:sz w:val="20"/>
-          <w:szCs w:val="20"/>
-        </w:rPr>
-      </w:pPr>
-      <w:r>
-        <w:rPr>
-          <w:rFonts w:ascii="Poppins" w:hAnsi="Poppins" w:cs="Poppins"/>
+          <w:rFonts w:ascii="Poppins" w:hAnsi="Poppins" w:cs="Poppins" w:eastAsia="Poppins"/>
+          <w:sz w:val="20"/>
+          <w:szCs w:val="20"/>
+        </w:rPr>
+      </w:pPr>
+      <w:r>
+        <w:rPr>
+          <w:rFonts w:ascii="Poppins" w:hAnsi="Poppins" w:cs="Poppins" w:eastAsia="Poppins"/>
           <w:sz w:val="20"/>
           <w:szCs w:val="20"/>
         </w:rPr>
@@ -460,7 +460,7 @@
       <w:proofErr w:type="spellStart"/>
       <w:r>
         <w:rPr>
-          <w:rFonts w:ascii="Poppins" w:hAnsi="Poppins" w:cs="Poppins"/>
+          <w:rFonts w:ascii="Poppins" w:hAnsi="Poppins" w:cs="Poppins" w:eastAsia="Poppins"/>
           <w:sz w:val="20"/>
           <w:szCs w:val="20"/>
         </w:rPr>
@@ -469,7 +469,7 @@
       <w:proofErr w:type="spellEnd"/>
       <w:r>
         <w:rPr>
-          <w:rFonts w:ascii="Poppins" w:hAnsi="Poppins" w:cs="Poppins"/>
+          <w:rFonts w:ascii="Poppins" w:hAnsi="Poppins" w:cs="Poppins" w:eastAsia="Poppins"/>
           <w:sz w:val="20"/>
           <w:szCs w:val="20"/>
         </w:rPr>
@@ -478,7 +478,7 @@
       <w:proofErr w:type="spellStart"/>
       <w:r>
         <w:rPr>
-          <w:rFonts w:ascii="Poppins" w:hAnsi="Poppins" w:cs="Poppins"/>
+          <w:rFonts w:ascii="Poppins" w:hAnsi="Poppins" w:cs="Poppins" w:eastAsia="Poppins"/>
           <w:sz w:val="20"/>
           <w:szCs w:val="20"/>
         </w:rPr>
@@ -487,7 +487,7 @@
       <w:proofErr w:type="spellEnd"/>
       <w:r>
         <w:rPr>
-          <w:rFonts w:ascii="Poppins" w:hAnsi="Poppins" w:cs="Poppins"/>
+          <w:rFonts w:ascii="Poppins" w:hAnsi="Poppins" w:cs="Poppins" w:eastAsia="Poppins"/>
           <w:sz w:val="20"/>
           <w:szCs w:val="20"/>
         </w:rPr>
@@ -496,7 +496,7 @@
       <w:proofErr w:type="spellStart"/>
       <w:r>
         <w:rPr>
-          <w:rFonts w:ascii="Poppins" w:hAnsi="Poppins" w:cs="Poppins"/>
+          <w:rFonts w:ascii="Poppins" w:hAnsi="Poppins" w:cs="Poppins" w:eastAsia="Poppins"/>
           <w:sz w:val="20"/>
           <w:szCs w:val="20"/>
         </w:rPr>
@@ -505,7 +505,7 @@
       <w:proofErr w:type="spellEnd"/>
       <w:r>
         <w:rPr>
-          <w:rFonts w:ascii="Poppins" w:hAnsi="Poppins" w:cs="Poppins"/>
+          <w:rFonts w:ascii="Poppins" w:hAnsi="Poppins" w:cs="Poppins" w:eastAsia="Poppins"/>
           <w:sz w:val="20"/>
           <w:szCs w:val="20"/>
         </w:rPr>
@@ -514,7 +514,7 @@
       <w:proofErr w:type="spellStart"/>
       <w:r>
         <w:rPr>
-          <w:rFonts w:ascii="Poppins" w:hAnsi="Poppins" w:cs="Poppins"/>
+          <w:rFonts w:ascii="Poppins" w:hAnsi="Poppins" w:cs="Poppins" w:eastAsia="Poppins"/>
           <w:sz w:val="20"/>
           <w:szCs w:val="20"/>
         </w:rPr>
@@ -523,7 +523,7 @@
       <w:proofErr w:type="spellEnd"/>
       <w:r>
         <w:rPr>
-          <w:rFonts w:ascii="Poppins" w:hAnsi="Poppins" w:cs="Poppins"/>
+          <w:rFonts w:ascii="Poppins" w:hAnsi="Poppins" w:cs="Poppins" w:eastAsia="Poppins"/>
           <w:sz w:val="20"/>
           <w:szCs w:val="20"/>
         </w:rPr>
@@ -532,7 +532,7 @@
       <w:proofErr w:type="spellStart"/>
       <w:r>
         <w:rPr>
-          <w:rFonts w:ascii="Poppins" w:hAnsi="Poppins" w:cs="Poppins"/>
+          <w:rFonts w:ascii="Poppins" w:hAnsi="Poppins" w:cs="Poppins" w:eastAsia="Poppins"/>
           <w:sz w:val="20"/>
           <w:szCs w:val="20"/>
         </w:rPr>
@@ -541,7 +541,7 @@
       <w:proofErr w:type="spellEnd"/>
       <w:r>
         <w:rPr>
-          <w:rFonts w:ascii="Poppins" w:hAnsi="Poppins" w:cs="Poppins"/>
+          <w:rFonts w:ascii="Poppins" w:hAnsi="Poppins" w:cs="Poppins" w:eastAsia="Poppins"/>
           <w:sz w:val="20"/>
           <w:szCs w:val="20"/>
         </w:rPr>
@@ -550,7 +550,7 @@
       <w:proofErr w:type="spellStart"/>
       <w:r>
         <w:rPr>
-          <w:rFonts w:ascii="Poppins" w:hAnsi="Poppins" w:cs="Poppins"/>
+          <w:rFonts w:ascii="Poppins" w:hAnsi="Poppins" w:cs="Poppins" w:eastAsia="Poppins"/>
           <w:sz w:val="20"/>
           <w:szCs w:val="20"/>
         </w:rPr>
@@ -559,7 +559,7 @@
       <w:proofErr w:type="spellEnd"/>
       <w:r>
         <w:rPr>
-          <w:rFonts w:ascii="Poppins" w:hAnsi="Poppins" w:cs="Poppins"/>
+          <w:rFonts w:ascii="Poppins" w:hAnsi="Poppins" w:cs="Poppins" w:eastAsia="Poppins"/>
           <w:sz w:val="20"/>
           <w:szCs w:val="20"/>
         </w:rPr>
@@ -571,14 +571,14 @@
         <w:pStyle w:val="Listaszerbekezds"/>
         <w:jc w:val="both"/>
         <w:rPr>
-          <w:rFonts w:ascii="Poppins" w:hAnsi="Poppins" w:cs="Poppins"/>
-          <w:sz w:val="20"/>
-          <w:szCs w:val="20"/>
-        </w:rPr>
-      </w:pPr>
-      <w:r>
-        <w:rPr>
-          <w:rFonts w:ascii="Poppins" w:hAnsi="Poppins" w:cs="Poppins"/>
+          <w:rFonts w:ascii="Poppins" w:hAnsi="Poppins" w:cs="Poppins" w:eastAsia="Poppins"/>
+          <w:sz w:val="20"/>
+          <w:szCs w:val="20"/>
+        </w:rPr>
+      </w:pPr>
+      <w:r>
+        <w:rPr>
+          <w:rFonts w:ascii="Poppins" w:hAnsi="Poppins" w:cs="Poppins" w:eastAsia="Poppins"/>
           <w:sz w:val="20"/>
           <w:szCs w:val="20"/>
         </w:rPr>
@@ -587,7 +587,7 @@
       <w:proofErr w:type="spellStart"/>
       <w:r>
         <w:rPr>
-          <w:rFonts w:ascii="Poppins" w:hAnsi="Poppins" w:cs="Poppins"/>
+          <w:rFonts w:ascii="Poppins" w:hAnsi="Poppins" w:cs="Poppins" w:eastAsia="Poppins"/>
           <w:sz w:val="20"/>
           <w:szCs w:val="20"/>
         </w:rPr>
@@ -596,7 +596,7 @@
       <w:proofErr w:type="spellEnd"/>
       <w:r>
         <w:rPr>
-          <w:rFonts w:ascii="Poppins" w:hAnsi="Poppins" w:cs="Poppins"/>
+          <w:rFonts w:ascii="Poppins" w:hAnsi="Poppins" w:cs="Poppins" w:eastAsia="Poppins"/>
           <w:sz w:val="20"/>
           <w:szCs w:val="20"/>
         </w:rPr>
@@ -605,7 +605,7 @@
       <w:proofErr w:type="spellStart"/>
       <w:r>
         <w:rPr>
-          <w:rFonts w:ascii="Poppins" w:hAnsi="Poppins" w:cs="Poppins"/>
+          <w:rFonts w:ascii="Poppins" w:hAnsi="Poppins" w:cs="Poppins" w:eastAsia="Poppins"/>
           <w:sz w:val="20"/>
           <w:szCs w:val="20"/>
         </w:rPr>
@@ -614,7 +614,7 @@
       <w:proofErr w:type="spellEnd"/>
       <w:r>
         <w:rPr>
-          <w:rFonts w:ascii="Poppins" w:hAnsi="Poppins" w:cs="Poppins"/>
+          <w:rFonts w:ascii="Poppins" w:hAnsi="Poppins" w:cs="Poppins" w:eastAsia="Poppins"/>
           <w:sz w:val="20"/>
           <w:szCs w:val="20"/>
         </w:rPr>
@@ -626,7 +626,7 @@
         <w:pStyle w:val="Listaszerbekezds"/>
         <w:jc w:val="both"/>
         <w:rPr>
-          <w:rFonts w:ascii="Poppins" w:hAnsi="Poppins" w:cs="Poppins"/>
+          <w:rFonts w:ascii="Poppins" w:hAnsi="Poppins" w:cs="Poppins" w:eastAsia="Poppins"/>
           <w:sz w:val="20"/>
           <w:szCs w:val="20"/>
         </w:rPr>
@@ -641,14 +641,14 @@
         </w:numPr>
         <w:jc w:val="both"/>
         <w:rPr>
-          <w:rFonts w:ascii="Poppins" w:hAnsi="Poppins" w:cs="Poppins"/>
-          <w:sz w:val="20"/>
-          <w:szCs w:val="20"/>
-        </w:rPr>
-      </w:pPr>
-      <w:r>
-        <w:rPr>
-          <w:rFonts w:ascii="Poppins" w:hAnsi="Poppins" w:cs="Poppins"/>
+          <w:rFonts w:ascii="Poppins" w:hAnsi="Poppins" w:cs="Poppins" w:eastAsia="Poppins"/>
+          <w:sz w:val="20"/>
+          <w:szCs w:val="20"/>
+        </w:rPr>
+      </w:pPr>
+      <w:r>
+        <w:rPr>
+          <w:rFonts w:ascii="Poppins" w:hAnsi="Poppins" w:cs="Poppins" w:eastAsia="Poppins"/>
           <w:sz w:val="20"/>
           <w:szCs w:val="20"/>
         </w:rPr>
@@ -657,7 +657,7 @@
       <w:proofErr w:type="spellStart"/>
       <w:r>
         <w:rPr>
-          <w:rFonts w:ascii="Poppins" w:hAnsi="Poppins" w:cs="Poppins"/>
+          <w:rFonts w:ascii="Poppins" w:hAnsi="Poppins" w:cs="Poppins" w:eastAsia="Poppins"/>
           <w:sz w:val="20"/>
           <w:szCs w:val="20"/>
         </w:rPr>
@@ -666,7 +666,7 @@
       <w:proofErr w:type="spellEnd"/>
       <w:r>
         <w:rPr>
-          <w:rFonts w:ascii="Poppins" w:hAnsi="Poppins" w:cs="Poppins"/>
+          <w:rFonts w:ascii="Poppins" w:hAnsi="Poppins" w:cs="Poppins" w:eastAsia="Poppins"/>
           <w:sz w:val="20"/>
           <w:szCs w:val="20"/>
         </w:rPr>
@@ -675,7 +675,7 @@
       <w:proofErr w:type="spellStart"/>
       <w:r>
         <w:rPr>
-          <w:rFonts w:ascii="Poppins" w:hAnsi="Poppins" w:cs="Poppins"/>
+          <w:rFonts w:ascii="Poppins" w:hAnsi="Poppins" w:cs="Poppins" w:eastAsia="Poppins"/>
           <w:sz w:val="20"/>
           <w:szCs w:val="20"/>
         </w:rPr>
@@ -684,7 +684,7 @@
       <w:proofErr w:type="spellEnd"/>
       <w:r>
         <w:rPr>
-          <w:rFonts w:ascii="Poppins" w:hAnsi="Poppins" w:cs="Poppins"/>
+          <w:rFonts w:ascii="Poppins" w:hAnsi="Poppins" w:cs="Poppins" w:eastAsia="Poppins"/>
           <w:sz w:val="20"/>
           <w:szCs w:val="20"/>
         </w:rPr>
@@ -693,7 +693,7 @@
       <w:proofErr w:type="spellStart"/>
       <w:r>
         <w:rPr>
-          <w:rFonts w:ascii="Poppins" w:hAnsi="Poppins" w:cs="Poppins"/>
+          <w:rFonts w:ascii="Poppins" w:hAnsi="Poppins" w:cs="Poppins" w:eastAsia="Poppins"/>
           <w:sz w:val="20"/>
           <w:szCs w:val="20"/>
         </w:rPr>
@@ -702,7 +702,7 @@
       <w:proofErr w:type="spellEnd"/>
       <w:r>
         <w:rPr>
-          <w:rFonts w:ascii="Poppins" w:hAnsi="Poppins" w:cs="Poppins"/>
+          <w:rFonts w:ascii="Poppins" w:hAnsi="Poppins" w:cs="Poppins" w:eastAsia="Poppins"/>
           <w:sz w:val="20"/>
           <w:szCs w:val="20"/>
         </w:rPr>
@@ -711,7 +711,7 @@
       <w:proofErr w:type="spellStart"/>
       <w:r>
         <w:rPr>
-          <w:rFonts w:ascii="Poppins" w:hAnsi="Poppins" w:cs="Poppins"/>
+          <w:rFonts w:ascii="Poppins" w:hAnsi="Poppins" w:cs="Poppins" w:eastAsia="Poppins"/>
           <w:sz w:val="20"/>
           <w:szCs w:val="20"/>
         </w:rPr>
@@ -720,7 +720,7 @@
       <w:proofErr w:type="spellEnd"/>
       <w:r>
         <w:rPr>
-          <w:rFonts w:ascii="Poppins" w:hAnsi="Poppins" w:cs="Poppins"/>
+          <w:rFonts w:ascii="Poppins" w:hAnsi="Poppins" w:cs="Poppins" w:eastAsia="Poppins"/>
           <w:sz w:val="20"/>
           <w:szCs w:val="20"/>
         </w:rPr>
@@ -729,7 +729,7 @@
       <w:proofErr w:type="spellStart"/>
       <w:r>
         <w:rPr>
-          <w:rFonts w:ascii="Poppins" w:hAnsi="Poppins" w:cs="Poppins"/>
+          <w:rFonts w:ascii="Poppins" w:hAnsi="Poppins" w:cs="Poppins" w:eastAsia="Poppins"/>
           <w:sz w:val="20"/>
           <w:szCs w:val="20"/>
         </w:rPr>
@@ -738,7 +738,7 @@
       <w:proofErr w:type="spellEnd"/>
       <w:r>
         <w:rPr>
-          <w:rFonts w:ascii="Poppins" w:hAnsi="Poppins" w:cs="Poppins"/>
+          <w:rFonts w:ascii="Poppins" w:hAnsi="Poppins" w:cs="Poppins" w:eastAsia="Poppins"/>
           <w:sz w:val="20"/>
           <w:szCs w:val="20"/>
         </w:rPr>
@@ -750,15 +750,15 @@
         <w:pStyle w:val="Listaszerbekezds"/>
         <w:jc w:val="both"/>
         <w:rPr>
-          <w:rFonts w:ascii="Poppins" w:hAnsi="Poppins" w:cs="Poppins"/>
-          <w:sz w:val="20"/>
-          <w:szCs w:val="20"/>
-        </w:rPr>
-      </w:pPr>
-      <w:proofErr w:type="spellStart"/>
-      <w:r>
-        <w:rPr>
-          <w:rFonts w:ascii="Poppins" w:hAnsi="Poppins" w:cs="Poppins"/>
+          <w:rFonts w:ascii="Poppins" w:hAnsi="Poppins" w:cs="Poppins" w:eastAsia="Poppins"/>
+          <w:sz w:val="20"/>
+          <w:szCs w:val="20"/>
+        </w:rPr>
+      </w:pPr>
+      <w:proofErr w:type="spellStart"/>
+      <w:r>
+        <w:rPr>
+          <w:rFonts w:ascii="Poppins" w:hAnsi="Poppins" w:cs="Poppins" w:eastAsia="Poppins"/>
           <w:sz w:val="20"/>
           <w:szCs w:val="20"/>
         </w:rPr>
@@ -767,7 +767,7 @@
       <w:proofErr w:type="spellEnd"/>
       <w:r>
         <w:rPr>
-          <w:rFonts w:ascii="Poppins" w:hAnsi="Poppins" w:cs="Poppins"/>
+          <w:rFonts w:ascii="Poppins" w:hAnsi="Poppins" w:cs="Poppins" w:eastAsia="Poppins"/>
           <w:sz w:val="20"/>
           <w:szCs w:val="20"/>
         </w:rPr>
@@ -776,7 +776,7 @@
       <w:proofErr w:type="spellStart"/>
       <w:r>
         <w:rPr>
-          <w:rFonts w:ascii="Poppins" w:hAnsi="Poppins" w:cs="Poppins"/>
+          <w:rFonts w:ascii="Poppins" w:hAnsi="Poppins" w:cs="Poppins" w:eastAsia="Poppins"/>
           <w:sz w:val="20"/>
           <w:szCs w:val="20"/>
         </w:rPr>
@@ -785,7 +785,7 @@
       <w:proofErr w:type="spellEnd"/>
       <w:r>
         <w:rPr>
-          <w:rFonts w:ascii="Poppins" w:hAnsi="Poppins" w:cs="Poppins"/>
+          <w:rFonts w:ascii="Poppins" w:hAnsi="Poppins" w:cs="Poppins" w:eastAsia="Poppins"/>
           <w:sz w:val="20"/>
           <w:szCs w:val="20"/>
         </w:rPr>
@@ -794,7 +794,7 @@
       <w:proofErr w:type="spellStart"/>
       <w:r>
         <w:rPr>
-          <w:rFonts w:ascii="Poppins" w:hAnsi="Poppins" w:cs="Poppins"/>
+          <w:rFonts w:ascii="Poppins" w:hAnsi="Poppins" w:cs="Poppins" w:eastAsia="Poppins"/>
           <w:sz w:val="20"/>
           <w:szCs w:val="20"/>
         </w:rPr>
@@ -803,7 +803,7 @@
       <w:proofErr w:type="spellEnd"/>
       <w:r>
         <w:rPr>
-          <w:rFonts w:ascii="Poppins" w:hAnsi="Poppins" w:cs="Poppins"/>
+          <w:rFonts w:ascii="Poppins" w:hAnsi="Poppins" w:cs="Poppins" w:eastAsia="Poppins"/>
           <w:sz w:val="20"/>
           <w:szCs w:val="20"/>
         </w:rPr>
@@ -812,7 +812,7 @@
       <w:proofErr w:type="spellStart"/>
       <w:r>
         <w:rPr>
-          <w:rFonts w:ascii="Poppins" w:hAnsi="Poppins" w:cs="Poppins"/>
+          <w:rFonts w:ascii="Poppins" w:hAnsi="Poppins" w:cs="Poppins" w:eastAsia="Poppins"/>
           <w:sz w:val="20"/>
           <w:szCs w:val="20"/>
         </w:rPr>
@@ -821,7 +821,7 @@
       <w:proofErr w:type="spellEnd"/>
       <w:r>
         <w:rPr>
-          <w:rFonts w:ascii="Poppins" w:hAnsi="Poppins" w:cs="Poppins"/>
+          <w:rFonts w:ascii="Poppins" w:hAnsi="Poppins" w:cs="Poppins" w:eastAsia="Poppins"/>
           <w:sz w:val="20"/>
           <w:szCs w:val="20"/>
         </w:rPr>
@@ -829,7 +829,7 @@
       </w:r>
       <w:r>
         <w:rPr>
-          <w:rFonts w:ascii="Poppins" w:hAnsi="Poppins" w:cs="Poppins"/>
+          <w:rFonts w:ascii="Poppins" w:hAnsi="Poppins" w:cs="Poppins" w:eastAsia="Poppins"/>
           <w:sz w:val="20"/>
           <w:szCs w:val="20"/>
         </w:rPr>
@@ -838,7 +838,7 @@
       <w:proofErr w:type="spellStart"/>
       <w:r>
         <w:rPr>
-          <w:rFonts w:ascii="Poppins" w:hAnsi="Poppins" w:cs="Poppins"/>
+          <w:rFonts w:ascii="Poppins" w:hAnsi="Poppins" w:cs="Poppins" w:eastAsia="Poppins"/>
           <w:sz w:val="20"/>
           <w:szCs w:val="20"/>
         </w:rPr>
@@ -847,7 +847,7 @@
       <w:proofErr w:type="spellEnd"/>
       <w:r>
         <w:rPr>
-          <w:rFonts w:ascii="Poppins" w:hAnsi="Poppins" w:cs="Poppins"/>
+          <w:rFonts w:ascii="Poppins" w:hAnsi="Poppins" w:cs="Poppins" w:eastAsia="Poppins"/>
           <w:sz w:val="20"/>
           <w:szCs w:val="20"/>
         </w:rPr>
@@ -856,7 +856,7 @@
       <w:proofErr w:type="spellStart"/>
       <w:r>
         <w:rPr>
-          <w:rFonts w:ascii="Poppins" w:hAnsi="Poppins" w:cs="Poppins"/>
+          <w:rFonts w:ascii="Poppins" w:hAnsi="Poppins" w:cs="Poppins" w:eastAsia="Poppins"/>
           <w:sz w:val="20"/>
           <w:szCs w:val="20"/>
         </w:rPr>
@@ -865,7 +865,7 @@
       <w:proofErr w:type="spellEnd"/>
       <w:r>
         <w:rPr>
-          <w:rFonts w:ascii="Poppins" w:hAnsi="Poppins" w:cs="Poppins"/>
+          <w:rFonts w:ascii="Poppins" w:hAnsi="Poppins" w:cs="Poppins" w:eastAsia="Poppins"/>
           <w:sz w:val="20"/>
           <w:szCs w:val="20"/>
         </w:rPr>
@@ -874,7 +874,7 @@
       <w:proofErr w:type="spellStart"/>
       <w:r>
         <w:rPr>
-          <w:rFonts w:ascii="Poppins" w:hAnsi="Poppins" w:cs="Poppins"/>
+          <w:rFonts w:ascii="Poppins" w:hAnsi="Poppins" w:cs="Poppins" w:eastAsia="Poppins"/>
           <w:sz w:val="20"/>
           <w:szCs w:val="20"/>
         </w:rPr>
@@ -883,7 +883,7 @@
       <w:proofErr w:type="spellEnd"/>
       <w:r>
         <w:rPr>
-          <w:rFonts w:ascii="Poppins" w:hAnsi="Poppins" w:cs="Poppins"/>
+          <w:rFonts w:ascii="Poppins" w:hAnsi="Poppins" w:cs="Poppins" w:eastAsia="Poppins"/>
           <w:sz w:val="20"/>
           <w:szCs w:val="20"/>
         </w:rPr>
@@ -891,7 +891,7 @@
       </w:r>
       <w:r>
         <w:rPr>
-          <w:rFonts w:ascii="Poppins" w:hAnsi="Poppins" w:cs="Poppins"/>
+          <w:rFonts w:ascii="Poppins" w:hAnsi="Poppins" w:cs="Poppins" w:eastAsia="Poppins"/>
           <w:sz w:val="20"/>
           <w:szCs w:val="20"/>
         </w:rPr>
@@ -902,7 +902,7 @@
       <w:pPr>
         <w:jc w:val="both"/>
         <w:rPr>
-          <w:rFonts w:ascii="Poppins" w:hAnsi="Poppins" w:cs="Poppins"/>
+          <w:rFonts w:ascii="Poppins" w:hAnsi="Poppins" w:cs="Poppins" w:eastAsia="Poppins"/>
           <w:sz w:val="20"/>
           <w:szCs w:val="20"/>
         </w:rPr>
@@ -912,7 +912,7 @@
       <w:pPr>
         <w:jc w:val="both"/>
         <w:rPr>
-          <w:rFonts w:ascii="Poppins" w:hAnsi="Poppins" w:cs="Poppins"/>
+          <w:rFonts w:ascii="Poppins" w:hAnsi="Poppins" w:cs="Poppins" w:eastAsia="Poppins"/>
           <w:sz w:val="20"/>
           <w:szCs w:val="20"/>
         </w:rPr>
@@ -925,7 +925,7 @@
         <w:adjustRightInd w:val="0"/>
         <w:jc w:val="both"/>
         <w:rPr>
-          <w:rFonts w:ascii="Poppins" w:hAnsi="Poppins" w:cs="Poppins"/>
+          <w:rFonts w:ascii="Poppins" w:hAnsi="Poppins" w:cs="Poppins" w:eastAsia="Poppins"/>
           <w:sz w:val="20"/>
           <w:szCs w:val="20"/>
           <w:lang w:val="hu-HU" w:eastAsia="hu-HU"/>
@@ -933,7 +933,7 @@
       </w:pPr>
       <w:r>
         <w:rPr>
-          <w:rFonts w:ascii="Poppins" w:hAnsi="Poppins" w:cs="Poppins"/>
+          <w:rFonts w:ascii="Poppins" w:hAnsi="Poppins" w:cs="Poppins" w:eastAsia="Poppins"/>
           <w:sz w:val="20"/>
           <w:szCs w:val="20"/>
           <w:highlight w:val="yellow"/>
@@ -943,7 +943,7 @@
       <w:proofErr w:type="spellStart"/>
       <w:r>
         <w:rPr>
-          <w:rFonts w:ascii="Poppins" w:hAnsi="Poppins" w:cs="Poppins"/>
+          <w:rFonts w:ascii="Poppins" w:hAnsi="Poppins" w:cs="Poppins" w:eastAsia="Poppins"/>
           <w:sz w:val="20"/>
           <w:szCs w:val="20"/>
           <w:highlight w:val="yellow"/>
@@ -959,7 +959,7 @@
         <w:adjustRightInd w:val="0"/>
         <w:jc w:val="both"/>
         <w:rPr>
-          <w:rFonts w:ascii="Poppins" w:hAnsi="Poppins" w:cs="Poppins"/>
+          <w:rFonts w:ascii="Poppins" w:hAnsi="Poppins" w:cs="Poppins" w:eastAsia="Poppins"/>
           <w:sz w:val="20"/>
           <w:szCs w:val="20"/>
         </w:rPr>
@@ -972,7 +972,7 @@
         <w:adjustRightInd w:val="0"/>
         <w:jc w:val="both"/>
         <w:rPr>
-          <w:rFonts w:ascii="Poppins" w:hAnsi="Poppins" w:cs="Poppins"/>
+          <w:rFonts w:ascii="Poppins" w:hAnsi="Poppins" w:cs="Poppins" w:eastAsia="Poppins"/>
           <w:sz w:val="20"/>
           <w:szCs w:val="20"/>
         </w:rPr>
@@ -985,7 +985,7 @@
         <w:adjustRightInd w:val="0"/>
         <w:jc w:val="both"/>
         <w:rPr>
-          <w:rFonts w:ascii="Poppins" w:hAnsi="Poppins" w:cs="Poppins"/>
+          <w:rFonts w:ascii="Poppins" w:hAnsi="Poppins" w:cs="Poppins" w:eastAsia="Poppins"/>
           <w:sz w:val="20"/>
           <w:szCs w:val="20"/>
         </w:rPr>
@@ -996,50 +996,50 @@
         <w:spacing w:line="256" w:lineRule="auto"/>
         <w:jc w:val="both"/>
         <w:rPr>
-          <w:rFonts w:ascii="Poppins" w:hAnsi="Poppins" w:cs="Poppins"/>
-          <w:sz w:val="20"/>
-          <w:szCs w:val="20"/>
-        </w:rPr>
-      </w:pPr>
-      <w:r>
-        <w:rPr>
-          <w:rFonts w:ascii="Poppins" w:hAnsi="Poppins" w:cs="Poppins"/>
+          <w:rFonts w:ascii="Poppins" w:hAnsi="Poppins" w:cs="Poppins" w:eastAsia="Poppins"/>
+          <w:sz w:val="20"/>
+          <w:szCs w:val="20"/>
+        </w:rPr>
+      </w:pPr>
+      <w:r>
+        <w:rPr>
+          <w:rFonts w:ascii="Poppins" w:hAnsi="Poppins" w:cs="Poppins" w:eastAsia="Poppins"/>
         </w:rPr>
         <w:tab/>
       </w:r>
       <w:r>
         <w:rPr>
-          <w:rFonts w:ascii="Poppins" w:hAnsi="Poppins" w:cs="Poppins"/>
+          <w:rFonts w:ascii="Poppins" w:hAnsi="Poppins" w:cs="Poppins" w:eastAsia="Poppins"/>
         </w:rPr>
         <w:tab/>
       </w:r>
       <w:r>
         <w:rPr>
-          <w:rFonts w:ascii="Poppins" w:hAnsi="Poppins" w:cs="Poppins"/>
+          <w:rFonts w:ascii="Poppins" w:hAnsi="Poppins" w:cs="Poppins" w:eastAsia="Poppins"/>
         </w:rPr>
         <w:tab/>
       </w:r>
       <w:r>
         <w:rPr>
-          <w:rFonts w:ascii="Poppins" w:hAnsi="Poppins" w:cs="Poppins"/>
+          <w:rFonts w:ascii="Poppins" w:hAnsi="Poppins" w:cs="Poppins" w:eastAsia="Poppins"/>
         </w:rPr>
         <w:tab/>
       </w:r>
       <w:r>
         <w:rPr>
-          <w:rFonts w:ascii="Poppins" w:hAnsi="Poppins" w:cs="Poppins"/>
+          <w:rFonts w:ascii="Poppins" w:hAnsi="Poppins" w:cs="Poppins" w:eastAsia="Poppins"/>
         </w:rPr>
         <w:tab/>
       </w:r>
       <w:r>
         <w:rPr>
-          <w:rFonts w:ascii="Poppins" w:hAnsi="Poppins" w:cs="Poppins"/>
+          <w:rFonts w:ascii="Poppins" w:hAnsi="Poppins" w:cs="Poppins" w:eastAsia="Poppins"/>
         </w:rPr>
         <w:tab/>
       </w:r>
       <w:r>
         <w:rPr>
-          <w:rFonts w:ascii="Poppins" w:hAnsi="Poppins" w:cs="Poppins"/>
+          <w:rFonts w:ascii="Poppins" w:hAnsi="Poppins" w:cs="Poppins" w:eastAsia="Poppins"/>
           <w:sz w:val="20"/>
           <w:szCs w:val="20"/>
         </w:rPr>
@@ -1047,7 +1047,7 @@
       </w:r>
       <w:r>
         <w:rPr>
-          <w:rFonts w:ascii="Poppins" w:hAnsi="Poppins" w:cs="Poppins"/>
+          <w:rFonts w:ascii="Poppins" w:hAnsi="Poppins" w:cs="Poppins" w:eastAsia="Poppins"/>
           <w:sz w:val="20"/>
           <w:szCs w:val="20"/>
         </w:rPr>
@@ -1060,14 +1060,14 @@
         <w:spacing w:line="256" w:lineRule="auto"/>
         <w:jc w:val="both"/>
         <w:rPr>
-          <w:rFonts w:ascii="Poppins" w:hAnsi="Poppins" w:cs="Poppins"/>
-          <w:sz w:val="20"/>
-          <w:szCs w:val="20"/>
-        </w:rPr>
-      </w:pPr>
-      <w:r>
-        <w:rPr>
-          <w:rFonts w:ascii="Poppins" w:hAnsi="Poppins" w:cs="Poppins"/>
+          <w:rFonts w:ascii="Poppins" w:hAnsi="Poppins" w:cs="Poppins" w:eastAsia="Poppins"/>
+          <w:sz w:val="20"/>
+          <w:szCs w:val="20"/>
+        </w:rPr>
+      </w:pPr>
+      <w:r>
+        <w:rPr>
+          <w:rFonts w:ascii="Poppins" w:hAnsi="Poppins" w:cs="Poppins" w:eastAsia="Poppins"/>
           <w:sz w:val="20"/>
           <w:szCs w:val="20"/>
         </w:rPr>
@@ -1075,7 +1075,7 @@
       </w:r>
       <w:r>
         <w:rPr>
-          <w:rFonts w:ascii="Poppins" w:hAnsi="Poppins" w:cs="Poppins"/>
+          <w:rFonts w:ascii="Poppins" w:hAnsi="Poppins" w:cs="Poppins" w:eastAsia="Poppins"/>
           <w:sz w:val="20"/>
           <w:szCs w:val="20"/>
         </w:rPr>
@@ -1083,7 +1083,7 @@
       </w:r>
       <w:r>
         <w:rPr>
-          <w:rFonts w:ascii="Poppins" w:hAnsi="Poppins" w:cs="Poppins"/>
+          <w:rFonts w:ascii="Poppins" w:hAnsi="Poppins" w:cs="Poppins" w:eastAsia="Poppins"/>
           <w:sz w:val="20"/>
           <w:szCs w:val="20"/>
         </w:rPr>
@@ -1091,7 +1091,7 @@
       </w:r>
       <w:r>
         <w:rPr>
-          <w:rFonts w:ascii="Poppins" w:hAnsi="Poppins" w:cs="Poppins"/>
+          <w:rFonts w:ascii="Poppins" w:hAnsi="Poppins" w:cs="Poppins" w:eastAsia="Poppins"/>
           <w:sz w:val="20"/>
           <w:szCs w:val="20"/>
         </w:rPr>
@@ -1099,7 +1099,7 @@
       </w:r>
       <w:r>
         <w:rPr>
-          <w:rFonts w:ascii="Poppins" w:hAnsi="Poppins" w:cs="Poppins"/>
+          <w:rFonts w:ascii="Poppins" w:hAnsi="Poppins" w:cs="Poppins" w:eastAsia="Poppins"/>
           <w:sz w:val="20"/>
           <w:szCs w:val="20"/>
         </w:rPr>
@@ -1107,7 +1107,7 @@
       </w:r>
       <w:r>
         <w:rPr>
-          <w:rFonts w:ascii="Poppins" w:hAnsi="Poppins" w:cs="Poppins"/>
+          <w:rFonts w:ascii="Poppins" w:hAnsi="Poppins" w:cs="Poppins" w:eastAsia="Poppins"/>
           <w:sz w:val="20"/>
           <w:szCs w:val="20"/>
         </w:rPr>
@@ -1115,7 +1115,7 @@
       </w:r>
       <w:r>
         <w:rPr>
-          <w:rFonts w:ascii="Poppins" w:hAnsi="Poppins" w:cs="Poppins"/>
+          <w:rFonts w:ascii="Poppins" w:hAnsi="Poppins" w:cs="Poppins" w:eastAsia="Poppins"/>
           <w:sz w:val="20"/>
           <w:szCs w:val="20"/>
         </w:rPr>
@@ -1123,7 +1123,7 @@
       </w:r>
       <w:r>
         <w:rPr>
-          <w:rFonts w:ascii="Poppins" w:hAnsi="Poppins" w:cs="Poppins"/>
+          <w:rFonts w:ascii="Poppins" w:hAnsi="Poppins" w:cs="Poppins" w:eastAsia="Poppins"/>
           <w:sz w:val="20"/>
           <w:szCs w:val="20"/>
         </w:rPr>
@@ -1132,7 +1132,7 @@
       </w:r>
       <w:r>
         <w:rPr>
-          <w:rFonts w:ascii="Poppins" w:hAnsi="Poppins" w:cs="Poppins"/>
+          <w:rFonts w:ascii="Poppins" w:hAnsi="Poppins" w:cs="Poppins" w:eastAsia="Poppins"/>
           <w:sz w:val="20"/>
           <w:szCs w:val="20"/>
         </w:rPr>
@@ -1140,7 +1140,7 @@
       </w:r>
       <w:r>
         <w:rPr>
-          <w:rFonts w:ascii="Poppins" w:hAnsi="Poppins" w:cs="Poppins"/>
+          <w:rFonts w:ascii="Poppins" w:hAnsi="Poppins" w:cs="Poppins" w:eastAsia="Poppins"/>
           <w:sz w:val="20"/>
           <w:szCs w:val="20"/>
         </w:rPr>
@@ -1151,7 +1151,7 @@
       <w:pPr>
         <w:jc w:val="both"/>
         <w:rPr>
-          <w:rFonts w:ascii="Poppins" w:hAnsi="Poppins" w:cs="Poppins"/>
+          <w:rFonts w:ascii="Poppins" w:hAnsi="Poppins" w:cs="Poppins" w:eastAsia="Poppins"/>
           <w:sz w:val="20"/>
           <w:szCs w:val="20"/>
         </w:rPr>
@@ -1162,7 +1162,7 @@
         <w:spacing w:line="276" w:lineRule="auto"/>
         <w:jc w:val="both"/>
         <w:rPr>
-          <w:rFonts w:ascii="Poppins" w:hAnsi="Poppins" w:cs="Poppins"/>
+          <w:rFonts w:ascii="Poppins" w:hAnsi="Poppins" w:cs="Poppins" w:eastAsia="Poppins"/>
           <w:noProof/>
           <w:color w:val="000000" w:themeColor="text1"/>
           <w:sz w:val="20"/>
@@ -1175,7 +1175,7 @@
       <w:pPr>
         <w:jc w:val="both"/>
         <w:rPr>
-          <w:rFonts w:ascii="Poppins" w:hAnsi="Poppins" w:cs="Poppins"/>
+          <w:rFonts w:ascii="Poppins" w:hAnsi="Poppins" w:cs="Poppins" w:eastAsia="Poppins"/>
           <w:b/>
           <w:sz w:val="20"/>
           <w:szCs w:val="20"/>
@@ -1184,7 +1184,7 @@
       </w:pPr>
       <w:r>
         <w:rPr>
-          <w:rFonts w:ascii="Poppins" w:hAnsi="Poppins" w:cs="Poppins"/>
+          <w:rFonts w:ascii="Poppins" w:hAnsi="Poppins" w:cs="Poppins" w:eastAsia="Poppins"/>
           <w:b/>
           <w:sz w:val="20"/>
           <w:szCs w:val="20"/>
@@ -1196,7 +1196,7 @@
       <w:pPr>
         <w:jc w:val="both"/>
         <w:rPr>
-          <w:rFonts w:ascii="Poppins" w:hAnsi="Poppins" w:cs="Poppins"/>
+          <w:rFonts w:ascii="Poppins" w:hAnsi="Poppins" w:cs="Poppins" w:eastAsia="Poppins"/>
           <w:sz w:val="20"/>
           <w:szCs w:val="20"/>
         </w:rPr>
@@ -1206,16 +1206,16 @@
       <w:pPr>
         <w:jc w:val="both"/>
         <w:rPr>
-          <w:rFonts w:ascii="Poppins" w:hAnsi="Poppins" w:cs="Poppins"/>
-          <w:b/>
-          <w:sz w:val="20"/>
-          <w:szCs w:val="20"/>
-        </w:rPr>
-      </w:pPr>
-      <w:proofErr w:type="spellStart"/>
-      <w:r>
-        <w:rPr>
-          <w:rFonts w:ascii="Poppins" w:hAnsi="Poppins" w:cs="Poppins"/>
+          <w:rFonts w:ascii="Poppins" w:hAnsi="Poppins" w:cs="Poppins" w:eastAsia="Poppins"/>
+          <w:b/>
+          <w:sz w:val="20"/>
+          <w:szCs w:val="20"/>
+        </w:rPr>
+      </w:pPr>
+      <w:proofErr w:type="spellStart"/>
+      <w:r>
+        <w:rPr>
+          <w:rFonts w:ascii="Poppins" w:hAnsi="Poppins" w:cs="Poppins" w:eastAsia="Poppins"/>
           <w:b/>
           <w:sz w:val="20"/>
           <w:szCs w:val="20"/>
@@ -1225,7 +1225,7 @@
       <w:proofErr w:type="spellEnd"/>
       <w:r>
         <w:rPr>
-          <w:rFonts w:ascii="Poppins" w:hAnsi="Poppins" w:cs="Poppins"/>
+          <w:rFonts w:ascii="Poppins" w:hAnsi="Poppins" w:cs="Poppins" w:eastAsia="Poppins"/>
           <w:b/>
           <w:sz w:val="20"/>
           <w:szCs w:val="20"/>
@@ -1235,7 +1235,7 @@
       <w:proofErr w:type="spellStart"/>
       <w:r>
         <w:rPr>
-          <w:rFonts w:ascii="Poppins" w:hAnsi="Poppins" w:cs="Poppins"/>
+          <w:rFonts w:ascii="Poppins" w:hAnsi="Poppins" w:cs="Poppins" w:eastAsia="Poppins"/>
           <w:b/>
           <w:sz w:val="20"/>
           <w:szCs w:val="20"/>
@@ -1245,7 +1245,7 @@
       <w:proofErr w:type="spellEnd"/>
       <w:r>
         <w:rPr>
-          <w:rFonts w:ascii="Poppins" w:hAnsi="Poppins" w:cs="Poppins"/>
+          <w:rFonts w:ascii="Poppins" w:hAnsi="Poppins" w:cs="Poppins" w:eastAsia="Poppins"/>
           <w:b/>
           <w:sz w:val="20"/>
           <w:szCs w:val="20"/>
@@ -1255,7 +1255,7 @@
       <w:proofErr w:type="spellStart"/>
       <w:r>
         <w:rPr>
-          <w:rFonts w:ascii="Poppins" w:hAnsi="Poppins" w:cs="Poppins"/>
+          <w:rFonts w:ascii="Poppins" w:hAnsi="Poppins" w:cs="Poppins" w:eastAsia="Poppins"/>
           <w:b/>
           <w:sz w:val="20"/>
           <w:szCs w:val="20"/>
@@ -1265,7 +1265,7 @@
       <w:proofErr w:type="spellEnd"/>
       <w:r>
         <w:rPr>
-          <w:rFonts w:ascii="Poppins" w:hAnsi="Poppins" w:cs="Poppins"/>
+          <w:rFonts w:ascii="Poppins" w:hAnsi="Poppins" w:cs="Poppins" w:eastAsia="Poppins"/>
           <w:b/>
           <w:sz w:val="20"/>
           <w:szCs w:val="20"/>
@@ -1275,7 +1275,7 @@
       <w:proofErr w:type="spellStart"/>
       <w:r>
         <w:rPr>
-          <w:rFonts w:ascii="Poppins" w:hAnsi="Poppins" w:cs="Poppins"/>
+          <w:rFonts w:ascii="Poppins" w:hAnsi="Poppins" w:cs="Poppins" w:eastAsia="Poppins"/>
           <w:b/>
           <w:sz w:val="20"/>
           <w:szCs w:val="20"/>
@@ -1285,7 +1285,7 @@
       <w:proofErr w:type="spellEnd"/>
       <w:r>
         <w:rPr>
-          <w:rFonts w:ascii="Poppins" w:hAnsi="Poppins" w:cs="Poppins"/>
+          <w:rFonts w:ascii="Poppins" w:hAnsi="Poppins" w:cs="Poppins" w:eastAsia="Poppins"/>
           <w:b/>
           <w:sz w:val="20"/>
           <w:szCs w:val="20"/>
@@ -1295,7 +1295,7 @@
       <w:proofErr w:type="spellStart"/>
       <w:r>
         <w:rPr>
-          <w:rFonts w:ascii="Poppins" w:hAnsi="Poppins" w:cs="Poppins"/>
+          <w:rFonts w:ascii="Poppins" w:hAnsi="Poppins" w:cs="Poppins" w:eastAsia="Poppins"/>
           <w:b/>
           <w:sz w:val="20"/>
           <w:szCs w:val="20"/>
@@ -1305,7 +1305,7 @@
       <w:proofErr w:type="spellEnd"/>
       <w:r>
         <w:rPr>
-          <w:rFonts w:ascii="Poppins" w:hAnsi="Poppins" w:cs="Poppins"/>
+          <w:rFonts w:ascii="Poppins" w:hAnsi="Poppins" w:cs="Poppins" w:eastAsia="Poppins"/>
           <w:b/>
           <w:sz w:val="20"/>
           <w:szCs w:val="20"/>
@@ -1315,7 +1315,7 @@
       <w:proofErr w:type="spellStart"/>
       <w:r>
         <w:rPr>
-          <w:rFonts w:ascii="Poppins" w:hAnsi="Poppins" w:cs="Poppins"/>
+          <w:rFonts w:ascii="Poppins" w:hAnsi="Poppins" w:cs="Poppins" w:eastAsia="Poppins"/>
           <w:b/>
           <w:sz w:val="20"/>
           <w:szCs w:val="20"/>
@@ -1325,7 +1325,7 @@
       <w:proofErr w:type="spellEnd"/>
       <w:r>
         <w:rPr>
-          <w:rFonts w:ascii="Poppins" w:hAnsi="Poppins" w:cs="Poppins"/>
+          <w:rFonts w:ascii="Poppins" w:hAnsi="Poppins" w:cs="Poppins" w:eastAsia="Poppins"/>
           <w:b/>
           <w:sz w:val="20"/>
           <w:szCs w:val="20"/>
@@ -1335,7 +1335,7 @@
       <w:proofErr w:type="spellStart"/>
       <w:r>
         <w:rPr>
-          <w:rFonts w:ascii="Poppins" w:hAnsi="Poppins" w:cs="Poppins"/>
+          <w:rFonts w:ascii="Poppins" w:hAnsi="Poppins" w:cs="Poppins" w:eastAsia="Poppins"/>
           <w:b/>
           <w:sz w:val="20"/>
           <w:szCs w:val="20"/>
@@ -1345,7 +1345,7 @@
       <w:proofErr w:type="spellEnd"/>
       <w:r>
         <w:rPr>
-          <w:rFonts w:ascii="Poppins" w:hAnsi="Poppins" w:cs="Poppins"/>
+          <w:rFonts w:ascii="Poppins" w:hAnsi="Poppins" w:cs="Poppins" w:eastAsia="Poppins"/>
           <w:b/>
           <w:sz w:val="20"/>
           <w:szCs w:val="20"/>
@@ -1355,7 +1355,7 @@
       <w:proofErr w:type="spellStart"/>
       <w:r>
         <w:rPr>
-          <w:rFonts w:ascii="Poppins" w:hAnsi="Poppins" w:cs="Poppins"/>
+          <w:rFonts w:ascii="Poppins" w:hAnsi="Poppins" w:cs="Poppins" w:eastAsia="Poppins"/>
           <w:b/>
           <w:sz w:val="20"/>
           <w:szCs w:val="20"/>
@@ -1365,7 +1365,7 @@
       <w:proofErr w:type="spellEnd"/>
       <w:r>
         <w:rPr>
-          <w:rFonts w:ascii="Poppins" w:hAnsi="Poppins" w:cs="Poppins"/>
+          <w:rFonts w:ascii="Poppins" w:hAnsi="Poppins" w:cs="Poppins" w:eastAsia="Poppins"/>
           <w:b/>
           <w:sz w:val="20"/>
           <w:szCs w:val="20"/>
@@ -1375,7 +1375,7 @@
       <w:proofErr w:type="spellStart"/>
       <w:r>
         <w:rPr>
-          <w:rFonts w:ascii="Poppins" w:hAnsi="Poppins" w:cs="Poppins"/>
+          <w:rFonts w:ascii="Poppins" w:hAnsi="Poppins" w:cs="Poppins" w:eastAsia="Poppins"/>
           <w:b/>
           <w:sz w:val="20"/>
           <w:szCs w:val="20"/>
@@ -1385,7 +1385,7 @@
       <w:proofErr w:type="spellEnd"/>
       <w:r>
         <w:rPr>
-          <w:rFonts w:ascii="Poppins" w:hAnsi="Poppins" w:cs="Poppins"/>
+          <w:rFonts w:ascii="Poppins" w:hAnsi="Poppins" w:cs="Poppins" w:eastAsia="Poppins"/>
           <w:b/>
           <w:sz w:val="20"/>
           <w:szCs w:val="20"/>
@@ -1395,7 +1395,7 @@
       <w:proofErr w:type="spellStart"/>
       <w:r>
         <w:rPr>
-          <w:rFonts w:ascii="Poppins" w:hAnsi="Poppins" w:cs="Poppins"/>
+          <w:rFonts w:ascii="Poppins" w:hAnsi="Poppins" w:cs="Poppins" w:eastAsia="Poppins"/>
           <w:b/>
           <w:sz w:val="20"/>
           <w:szCs w:val="20"/>
@@ -1405,7 +1405,7 @@
       <w:proofErr w:type="spellEnd"/>
       <w:r>
         <w:rPr>
-          <w:rFonts w:ascii="Poppins" w:hAnsi="Poppins" w:cs="Poppins"/>
+          <w:rFonts w:ascii="Poppins" w:hAnsi="Poppins" w:cs="Poppins" w:eastAsia="Poppins"/>
           <w:b/>
           <w:sz w:val="20"/>
           <w:szCs w:val="20"/>
@@ -1415,7 +1415,7 @@
       <w:proofErr w:type="spellStart"/>
       <w:r>
         <w:rPr>
-          <w:rFonts w:ascii="Poppins" w:hAnsi="Poppins" w:cs="Poppins"/>
+          <w:rFonts w:ascii="Poppins" w:hAnsi="Poppins" w:cs="Poppins" w:eastAsia="Poppins"/>
           <w:b/>
           <w:sz w:val="20"/>
           <w:szCs w:val="20"/>
@@ -1425,7 +1425,7 @@
       <w:proofErr w:type="spellEnd"/>
       <w:r>
         <w:rPr>
-          <w:rFonts w:ascii="Poppins" w:hAnsi="Poppins" w:cs="Poppins"/>
+          <w:rFonts w:ascii="Poppins" w:hAnsi="Poppins" w:cs="Poppins" w:eastAsia="Poppins"/>
           <w:b/>
           <w:sz w:val="20"/>
           <w:szCs w:val="20"/>
@@ -1435,7 +1435,7 @@
       <w:proofErr w:type="spellStart"/>
       <w:r>
         <w:rPr>
-          <w:rFonts w:ascii="Poppins" w:hAnsi="Poppins" w:cs="Poppins"/>
+          <w:rFonts w:ascii="Poppins" w:hAnsi="Poppins" w:cs="Poppins" w:eastAsia="Poppins"/>
           <w:b/>
           <w:sz w:val="20"/>
           <w:szCs w:val="20"/>
@@ -1445,7 +1445,7 @@
       <w:proofErr w:type="spellEnd"/>
       <w:r>
         <w:rPr>
-          <w:rFonts w:ascii="Poppins" w:hAnsi="Poppins" w:cs="Poppins"/>
+          <w:rFonts w:ascii="Poppins" w:hAnsi="Poppins" w:cs="Poppins" w:eastAsia="Poppins"/>
           <w:b/>
           <w:sz w:val="20"/>
           <w:szCs w:val="20"/>
@@ -1455,7 +1455,7 @@
       <w:proofErr w:type="spellStart"/>
       <w:r>
         <w:rPr>
-          <w:rFonts w:ascii="Poppins" w:hAnsi="Poppins" w:cs="Poppins"/>
+          <w:rFonts w:ascii="Poppins" w:hAnsi="Poppins" w:cs="Poppins" w:eastAsia="Poppins"/>
           <w:b/>
           <w:sz w:val="20"/>
           <w:szCs w:val="20"/>
@@ -1465,7 +1465,7 @@
       <w:proofErr w:type="spellEnd"/>
       <w:r>
         <w:rPr>
-          <w:rFonts w:ascii="Poppins" w:hAnsi="Poppins" w:cs="Poppins"/>
+          <w:rFonts w:ascii="Poppins" w:hAnsi="Poppins" w:cs="Poppins" w:eastAsia="Poppins"/>
           <w:b/>
           <w:sz w:val="20"/>
           <w:szCs w:val="20"/>
@@ -1475,7 +1475,7 @@
       <w:proofErr w:type="spellStart"/>
       <w:r>
         <w:rPr>
-          <w:rFonts w:ascii="Poppins" w:hAnsi="Poppins" w:cs="Poppins"/>
+          <w:rFonts w:ascii="Poppins" w:hAnsi="Poppins" w:cs="Poppins" w:eastAsia="Poppins"/>
           <w:b/>
           <w:sz w:val="20"/>
           <w:szCs w:val="20"/>
@@ -1485,7 +1485,7 @@
       <w:proofErr w:type="spellEnd"/>
       <w:r>
         <w:rPr>
-          <w:rFonts w:ascii="Poppins" w:hAnsi="Poppins" w:cs="Poppins"/>
+          <w:rFonts w:ascii="Poppins" w:hAnsi="Poppins" w:cs="Poppins" w:eastAsia="Poppins"/>
           <w:b/>
           <w:sz w:val="20"/>
           <w:szCs w:val="20"/>
@@ -1495,7 +1495,7 @@
       <w:proofErr w:type="spellStart"/>
       <w:r>
         <w:rPr>
-          <w:rFonts w:ascii="Poppins" w:hAnsi="Poppins" w:cs="Poppins"/>
+          <w:rFonts w:ascii="Poppins" w:hAnsi="Poppins" w:cs="Poppins" w:eastAsia="Poppins"/>
           <w:b/>
           <w:sz w:val="20"/>
           <w:szCs w:val="20"/>
@@ -1505,7 +1505,7 @@
       <w:proofErr w:type="spellEnd"/>
       <w:r>
         <w:rPr>
-          <w:rFonts w:ascii="Poppins" w:hAnsi="Poppins" w:cs="Poppins"/>
+          <w:rFonts w:ascii="Poppins" w:hAnsi="Poppins" w:cs="Poppins" w:eastAsia="Poppins"/>
           <w:b/>
           <w:sz w:val="20"/>
           <w:szCs w:val="20"/>
@@ -1515,7 +1515,7 @@
       <w:proofErr w:type="spellStart"/>
       <w:r>
         <w:rPr>
-          <w:rFonts w:ascii="Poppins" w:hAnsi="Poppins" w:cs="Poppins"/>
+          <w:rFonts w:ascii="Poppins" w:hAnsi="Poppins" w:cs="Poppins" w:eastAsia="Poppins"/>
           <w:b/>
           <w:sz w:val="20"/>
           <w:szCs w:val="20"/>
@@ -1525,7 +1525,7 @@
       <w:proofErr w:type="spellEnd"/>
       <w:r>
         <w:rPr>
-          <w:rFonts w:ascii="Poppins" w:hAnsi="Poppins" w:cs="Poppins"/>
+          <w:rFonts w:ascii="Poppins" w:hAnsi="Poppins" w:cs="Poppins" w:eastAsia="Poppins"/>
           <w:b/>
           <w:sz w:val="20"/>
           <w:szCs w:val="20"/>
@@ -1535,7 +1535,7 @@
       <w:proofErr w:type="spellStart"/>
       <w:r>
         <w:rPr>
-          <w:rFonts w:ascii="Poppins" w:hAnsi="Poppins" w:cs="Poppins"/>
+          <w:rFonts w:ascii="Poppins" w:hAnsi="Poppins" w:cs="Poppins" w:eastAsia="Poppins"/>
           <w:b/>
           <w:sz w:val="20"/>
           <w:szCs w:val="20"/>
@@ -1545,7 +1545,7 @@
       <w:proofErr w:type="spellEnd"/>
       <w:r>
         <w:rPr>
-          <w:rFonts w:ascii="Poppins" w:hAnsi="Poppins" w:cs="Poppins"/>
+          <w:rFonts w:ascii="Poppins" w:hAnsi="Poppins" w:cs="Poppins" w:eastAsia="Poppins"/>
           <w:b/>
           <w:sz w:val="20"/>
           <w:szCs w:val="20"/>
@@ -1555,7 +1555,7 @@
       <w:proofErr w:type="spellStart"/>
       <w:r>
         <w:rPr>
-          <w:rFonts w:ascii="Poppins" w:hAnsi="Poppins" w:cs="Poppins"/>
+          <w:rFonts w:ascii="Poppins" w:hAnsi="Poppins" w:cs="Poppins" w:eastAsia="Poppins"/>
           <w:b/>
           <w:sz w:val="20"/>
           <w:szCs w:val="20"/>
@@ -1565,7 +1565,7 @@
       <w:proofErr w:type="spellEnd"/>
       <w:r>
         <w:rPr>
-          <w:rFonts w:ascii="Poppins" w:hAnsi="Poppins" w:cs="Poppins"/>
+          <w:rFonts w:ascii="Poppins" w:hAnsi="Poppins" w:cs="Poppins" w:eastAsia="Poppins"/>
           <w:b/>
           <w:sz w:val="20"/>
           <w:szCs w:val="20"/>
@@ -1575,7 +1575,7 @@
       <w:proofErr w:type="spellStart"/>
       <w:r>
         <w:rPr>
-          <w:rFonts w:ascii="Poppins" w:hAnsi="Poppins" w:cs="Poppins"/>
+          <w:rFonts w:ascii="Poppins" w:hAnsi="Poppins" w:cs="Poppins" w:eastAsia="Poppins"/>
           <w:b/>
           <w:sz w:val="20"/>
           <w:szCs w:val="20"/>
@@ -1585,7 +1585,7 @@
       <w:proofErr w:type="spellEnd"/>
       <w:r>
         <w:rPr>
-          <w:rFonts w:ascii="Poppins" w:hAnsi="Poppins" w:cs="Poppins"/>
+          <w:rFonts w:ascii="Poppins" w:hAnsi="Poppins" w:cs="Poppins" w:eastAsia="Poppins"/>
           <w:b/>
           <w:sz w:val="20"/>
           <w:szCs w:val="20"/>
@@ -1595,7 +1595,7 @@
       <w:proofErr w:type="spellStart"/>
       <w:r>
         <w:rPr>
-          <w:rFonts w:ascii="Poppins" w:hAnsi="Poppins" w:cs="Poppins"/>
+          <w:rFonts w:ascii="Poppins" w:hAnsi="Poppins" w:cs="Poppins" w:eastAsia="Poppins"/>
           <w:b/>
           <w:sz w:val="20"/>
           <w:szCs w:val="20"/>
@@ -1605,7 +1605,7 @@
       <w:proofErr w:type="spellEnd"/>
       <w:r>
         <w:rPr>
-          <w:rFonts w:ascii="Poppins" w:hAnsi="Poppins" w:cs="Poppins"/>
+          <w:rFonts w:ascii="Poppins" w:hAnsi="Poppins" w:cs="Poppins" w:eastAsia="Poppins"/>
           <w:b/>
           <w:sz w:val="20"/>
           <w:szCs w:val="20"/>
@@ -1617,7 +1617,7 @@
       <w:pPr>
         <w:jc w:val="both"/>
         <w:rPr>
-          <w:rFonts w:ascii="Poppins" w:hAnsi="Poppins" w:cs="Poppins"/>
+          <w:rFonts w:ascii="Poppins" w:hAnsi="Poppins" w:cs="Poppins" w:eastAsia="Poppins"/>
           <w:sz w:val="20"/>
           <w:szCs w:val="20"/>
         </w:rPr>
@@ -1627,7 +1627,7 @@
       <w:pPr>
         <w:jc w:val="both"/>
         <w:rPr>
-          <w:rFonts w:ascii="Poppins" w:hAnsi="Poppins" w:cs="Poppins"/>
+          <w:rFonts w:ascii="Poppins" w:hAnsi="Poppins" w:cs="Poppins" w:eastAsia="Poppins"/>
           <w:sz w:val="20"/>
           <w:szCs w:val="20"/>
         </w:rPr>
@@ -1637,7 +1637,7 @@
       <w:pPr>
         <w:jc w:val="both"/>
         <w:rPr>
-          <w:rFonts w:ascii="Poppins" w:hAnsi="Poppins" w:cs="Poppins"/>
+          <w:rFonts w:ascii="Poppins" w:hAnsi="Poppins" w:cs="Poppins" w:eastAsia="Poppins"/>
           <w:sz w:val="20"/>
           <w:szCs w:val="20"/>
           <w:lang w:val="hu-HU" w:eastAsia="hu-HU"/>
@@ -1645,7 +1645,7 @@
       </w:pPr>
       <w:r>
         <w:rPr>
-          <w:rFonts w:ascii="Poppins" w:hAnsi="Poppins" w:cs="Poppins"/>
+          <w:rFonts w:ascii="Poppins" w:hAnsi="Poppins" w:cs="Poppins" w:eastAsia="Poppins"/>
           <w:sz w:val="20"/>
           <w:szCs w:val="20"/>
           <w:highlight w:val="yellow"/>
@@ -1655,7 +1655,7 @@
       <w:proofErr w:type="spellStart"/>
       <w:r>
         <w:rPr>
-          <w:rFonts w:ascii="Poppins" w:hAnsi="Poppins" w:cs="Poppins"/>
+          <w:rFonts w:ascii="Poppins" w:hAnsi="Poppins" w:cs="Poppins" w:eastAsia="Poppins"/>
           <w:sz w:val="20"/>
           <w:szCs w:val="20"/>
           <w:highlight w:val="yellow"/>
@@ -1683,7 +1683,7 @@
               <w:spacing w:line="256" w:lineRule="auto"/>
               <w:jc w:val="both"/>
               <w:rPr>
-                <w:rFonts w:ascii="Poppins" w:hAnsi="Poppins" w:cs="Poppins"/>
+                <w:rFonts w:ascii="Poppins" w:hAnsi="Poppins" w:cs="Poppins" w:eastAsia="Poppins"/>
                 <w:sz w:val="20"/>
                 <w:szCs w:val="20"/>
               </w:rPr>
@@ -1694,7 +1694,7 @@
               <w:spacing w:line="256" w:lineRule="auto"/>
               <w:jc w:val="both"/>
               <w:rPr>
-                <w:rFonts w:ascii="Poppins" w:hAnsi="Poppins" w:cs="Poppins"/>
+                <w:rFonts w:ascii="Poppins" w:hAnsi="Poppins" w:cs="Poppins" w:eastAsia="Poppins"/>
                 <w:sz w:val="20"/>
                 <w:szCs w:val="20"/>
               </w:rPr>
@@ -1705,7 +1705,7 @@
               <w:spacing w:line="256" w:lineRule="auto"/>
               <w:jc w:val="both"/>
               <w:rPr>
-                <w:rFonts w:ascii="Poppins" w:hAnsi="Poppins" w:cs="Poppins"/>
+                <w:rFonts w:ascii="Poppins" w:hAnsi="Poppins" w:cs="Poppins" w:eastAsia="Poppins"/>
                 <w:sz w:val="20"/>
                 <w:szCs w:val="20"/>
               </w:rPr>
@@ -1716,7 +1716,7 @@
               <w:spacing w:line="256" w:lineRule="auto"/>
               <w:jc w:val="both"/>
               <w:rPr>
-                <w:rFonts w:ascii="Poppins" w:hAnsi="Poppins" w:cs="Poppins"/>
+                <w:rFonts w:ascii="Poppins" w:hAnsi="Poppins" w:cs="Poppins" w:eastAsia="Poppins"/>
                 <w:sz w:val="20"/>
                 <w:szCs w:val="20"/>
               </w:rPr>
@@ -1727,7 +1727,7 @@
               <w:spacing w:line="256" w:lineRule="auto"/>
               <w:jc w:val="both"/>
               <w:rPr>
-                <w:rFonts w:ascii="Poppins" w:hAnsi="Poppins" w:cs="Poppins"/>
+                <w:rFonts w:ascii="Poppins" w:hAnsi="Poppins" w:cs="Poppins" w:eastAsia="Poppins"/>
                 <w:sz w:val="20"/>
                 <w:szCs w:val="20"/>
               </w:rPr>
@@ -1743,14 +1743,14 @@
               <w:spacing w:line="256" w:lineRule="auto"/>
               <w:jc w:val="both"/>
               <w:rPr>
-                <w:rFonts w:ascii="Poppins" w:hAnsi="Poppins" w:cs="Poppins"/>
+                <w:rFonts w:ascii="Poppins" w:hAnsi="Poppins" w:cs="Poppins" w:eastAsia="Poppins"/>
                 <w:sz w:val="20"/>
                 <w:szCs w:val="20"/>
               </w:rPr>
             </w:pPr>
             <w:r>
               <w:rPr>
-                <w:rFonts w:ascii="Poppins" w:hAnsi="Poppins" w:cs="Poppins"/>
+                <w:rFonts w:ascii="Poppins" w:hAnsi="Poppins" w:cs="Poppins" w:eastAsia="Poppins"/>
                 <w:sz w:val="20"/>
                 <w:szCs w:val="20"/>
               </w:rPr>
@@ -1762,14 +1762,14 @@
               <w:spacing w:line="256" w:lineRule="auto"/>
               <w:jc w:val="both"/>
               <w:rPr>
-                <w:rFonts w:ascii="Poppins" w:hAnsi="Poppins" w:cs="Poppins"/>
+                <w:rFonts w:ascii="Poppins" w:hAnsi="Poppins" w:cs="Poppins" w:eastAsia="Poppins"/>
                 <w:sz w:val="20"/>
                 <w:szCs w:val="20"/>
               </w:rPr>
             </w:pPr>
             <w:r>
               <w:rPr>
-                <w:rFonts w:ascii="Poppins" w:hAnsi="Poppins" w:cs="Poppins"/>
+                <w:rFonts w:ascii="Poppins" w:hAnsi="Poppins" w:cs="Poppins" w:eastAsia="Poppins"/>
                 <w:sz w:val="20"/>
                 <w:szCs w:val="20"/>
               </w:rPr>
@@ -1783,7 +1783,7 @@
       <w:pPr>
         <w:jc w:val="both"/>
         <w:rPr>
-          <w:rFonts w:ascii="Poppins" w:hAnsi="Poppins" w:cs="Poppins"/>
+          <w:rFonts w:ascii="Poppins" w:hAnsi="Poppins" w:cs="Poppins" w:eastAsia="Poppins"/>
           <w:sz w:val="18"/>
           <w:szCs w:val="18"/>
         </w:rPr>
@@ -1792,7 +1792,7 @@
     <w:p>
       <w:pPr>
         <w:rPr>
-          <w:rFonts w:ascii="Poppins" w:hAnsi="Poppins" w:cs="Poppins"/>
+          <w:rFonts w:ascii="Poppins" w:hAnsi="Poppins" w:cs="Poppins" w:eastAsia="Poppins"/>
           <w:sz w:val="22"/>
           <w:szCs w:val="22"/>
         </w:rPr>
@@ -1823,7 +1823,7 @@
         <w:ind w:left="720" w:hanging="360"/>
       </w:pPr>
       <w:rPr>
-        <w:rFonts w:ascii="Verdana" w:hAnsi="Verdana" w:hint="default"/>
+        <w:rFonts w:ascii="Poppins" w:hAnsi="Poppins" w:hint="default" w:eastAsia="Poppins" w:cs="Poppins"/>
         <w:sz w:val="20"/>
       </w:rPr>
     </w:lvl>
@@ -1913,7 +1913,7 @@
         <w:ind w:left="3648" w:hanging="360"/>
       </w:pPr>
       <w:rPr>
-        <w:rFonts w:ascii="Symbol" w:hAnsi="Symbol" w:hint="default"/>
+        <w:rFonts w:ascii="Poppins" w:hAnsi="Poppins" w:hint="default" w:eastAsia="Poppins" w:cs="Poppins"/>
       </w:rPr>
     </w:lvl>
     <w:lvl w:ilvl="1" w:tplc="040E0003">
@@ -1925,7 +1925,7 @@
         <w:ind w:left="4368" w:hanging="360"/>
       </w:pPr>
       <w:rPr>
-        <w:rFonts w:ascii="Courier New" w:hAnsi="Courier New" w:cs="Courier New" w:hint="default"/>
+        <w:rFonts w:ascii="Poppins" w:hAnsi="Poppins" w:cs="Poppins" w:hint="default" w:eastAsia="Poppins"/>
       </w:rPr>
     </w:lvl>
     <w:lvl w:ilvl="2" w:tplc="040E0005" w:tentative="1">
@@ -1937,7 +1937,7 @@
         <w:ind w:left="5088" w:hanging="360"/>
       </w:pPr>
       <w:rPr>
-        <w:rFonts w:ascii="Wingdings" w:hAnsi="Wingdings" w:hint="default"/>
+        <w:rFonts w:ascii="Poppins" w:hAnsi="Poppins" w:hint="default" w:eastAsia="Poppins" w:cs="Poppins"/>
       </w:rPr>
     </w:lvl>
     <w:lvl w:ilvl="3" w:tplc="040E0001" w:tentative="1">
@@ -1949,7 +1949,7 @@
         <w:ind w:left="5808" w:hanging="360"/>
       </w:pPr>
       <w:rPr>
-        <w:rFonts w:ascii="Symbol" w:hAnsi="Symbol" w:hint="default"/>
+        <w:rFonts w:ascii="Poppins" w:hAnsi="Poppins" w:hint="default" w:eastAsia="Poppins" w:cs="Poppins"/>
       </w:rPr>
     </w:lvl>
     <w:lvl w:ilvl="4" w:tplc="040E0003" w:tentative="1">
@@ -1961,7 +1961,7 @@
         <w:ind w:left="6528" w:hanging="360"/>
       </w:pPr>
       <w:rPr>
-        <w:rFonts w:ascii="Courier New" w:hAnsi="Courier New" w:cs="Courier New" w:hint="default"/>
+        <w:rFonts w:ascii="Poppins" w:hAnsi="Poppins" w:cs="Poppins" w:hint="default" w:eastAsia="Poppins"/>
       </w:rPr>
     </w:lvl>
     <w:lvl w:ilvl="5" w:tplc="040E0005" w:tentative="1">
@@ -1973,7 +1973,7 @@
         <w:ind w:left="7248" w:hanging="360"/>
       </w:pPr>
       <w:rPr>
-        <w:rFonts w:ascii="Wingdings" w:hAnsi="Wingdings" w:hint="default"/>
+        <w:rFonts w:ascii="Poppins" w:hAnsi="Poppins" w:hint="default" w:eastAsia="Poppins" w:cs="Poppins"/>
       </w:rPr>
     </w:lvl>
     <w:lvl w:ilvl="6" w:tplc="040E0001" w:tentative="1">
@@ -1985,7 +1985,7 @@
         <w:ind w:left="7968" w:hanging="360"/>
       </w:pPr>
       <w:rPr>
-        <w:rFonts w:ascii="Symbol" w:hAnsi="Symbol" w:hint="default"/>
+        <w:rFonts w:ascii="Poppins" w:hAnsi="Poppins" w:hint="default" w:eastAsia="Poppins" w:cs="Poppins"/>
       </w:rPr>
     </w:lvl>
     <w:lvl w:ilvl="7" w:tplc="040E0003" w:tentative="1">
@@ -1997,7 +1997,7 @@
         <w:ind w:left="8688" w:hanging="360"/>
       </w:pPr>
       <w:rPr>
-        <w:rFonts w:ascii="Courier New" w:hAnsi="Courier New" w:cs="Courier New" w:hint="default"/>
+        <w:rFonts w:ascii="Poppins" w:hAnsi="Poppins" w:cs="Poppins" w:hint="default" w:eastAsia="Poppins"/>
       </w:rPr>
     </w:lvl>
     <w:lvl w:ilvl="8" w:tplc="040E0005" w:tentative="1">
@@ -2009,7 +2009,7 @@
         <w:ind w:left="9408" w:hanging="360"/>
       </w:pPr>
       <w:rPr>
-        <w:rFonts w:ascii="Wingdings" w:hAnsi="Wingdings" w:hint="default"/>
+        <w:rFonts w:ascii="Poppins" w:hAnsi="Poppins" w:hint="default" w:eastAsia="Poppins" w:cs="Poppins"/>
       </w:rPr>
     </w:lvl>
   </w:abstractNum>
@@ -2112,7 +2112,7 @@
         <w:ind w:left="720" w:hanging="360"/>
       </w:pPr>
       <w:rPr>
-        <w:rFonts w:ascii="Arial Narrow" w:eastAsia="Times New Roman" w:hAnsi="Arial Narrow" w:cs="Times New Roman" w:hint="default"/>
+        <w:rFonts w:ascii="Poppins" w:eastAsia="Poppins" w:hAnsi="Poppins" w:cs="Poppins" w:hint="default"/>
       </w:rPr>
     </w:lvl>
     <w:lvl w:ilvl="1" w:tplc="040E0003" w:tentative="1">
@@ -2124,7 +2124,7 @@
         <w:ind w:left="1440" w:hanging="360"/>
       </w:pPr>
       <w:rPr>
-        <w:rFonts w:ascii="Courier New" w:hAnsi="Courier New" w:cs="Courier New" w:hint="default"/>
+        <w:rFonts w:ascii="Poppins" w:hAnsi="Poppins" w:cs="Poppins" w:hint="default" w:eastAsia="Poppins"/>
       </w:rPr>
     </w:lvl>
     <w:lvl w:ilvl="2" w:tplc="040E0005" w:tentative="1">
@@ -2136,7 +2136,7 @@
         <w:ind w:left="2160" w:hanging="360"/>
       </w:pPr>
       <w:rPr>
-        <w:rFonts w:ascii="Wingdings" w:hAnsi="Wingdings" w:hint="default"/>
+        <w:rFonts w:ascii="Poppins" w:hAnsi="Poppins" w:hint="default" w:eastAsia="Poppins" w:cs="Poppins"/>
       </w:rPr>
     </w:lvl>
     <w:lvl w:ilvl="3" w:tplc="040E0001" w:tentative="1">
@@ -2148,7 +2148,7 @@
         <w:ind w:left="2880" w:hanging="360"/>
       </w:pPr>
       <w:rPr>
-        <w:rFonts w:ascii="Symbol" w:hAnsi="Symbol" w:hint="default"/>
+        <w:rFonts w:ascii="Poppins" w:hAnsi="Poppins" w:hint="default" w:eastAsia="Poppins" w:cs="Poppins"/>
       </w:rPr>
     </w:lvl>
     <w:lvl w:ilvl="4" w:tplc="040E0003" w:tentative="1">
@@ -2160,7 +2160,7 @@
         <w:ind w:left="3600" w:hanging="360"/>
       </w:pPr>
       <w:rPr>
-        <w:rFonts w:ascii="Courier New" w:hAnsi="Courier New" w:cs="Courier New" w:hint="default"/>
+        <w:rFonts w:ascii="Poppins" w:hAnsi="Poppins" w:cs="Poppins" w:hint="default" w:eastAsia="Poppins"/>
       </w:rPr>
     </w:lvl>
     <w:lvl w:ilvl="5" w:tplc="040E0005" w:tentative="1">
@@ -2172,7 +2172,7 @@
         <w:ind w:left="4320" w:hanging="360"/>
       </w:pPr>
       <w:rPr>
-        <w:rFonts w:ascii="Wingdings" w:hAnsi="Wingdings" w:hint="default"/>
+        <w:rFonts w:ascii="Poppins" w:hAnsi="Poppins" w:hint="default" w:eastAsia="Poppins" w:cs="Poppins"/>
       </w:rPr>
     </w:lvl>
     <w:lvl w:ilvl="6" w:tplc="040E0001" w:tentative="1">
@@ -2184,7 +2184,7 @@
         <w:ind w:left="5040" w:hanging="360"/>
       </w:pPr>
       <w:rPr>
-        <w:rFonts w:ascii="Symbol" w:hAnsi="Symbol" w:hint="default"/>
+        <w:rFonts w:ascii="Poppins" w:hAnsi="Poppins" w:hint="default" w:eastAsia="Poppins" w:cs="Poppins"/>
       </w:rPr>
     </w:lvl>
     <w:lvl w:ilvl="7" w:tplc="040E0003" w:tentative="1">
@@ -2196,7 +2196,7 @@
         <w:ind w:left="5760" w:hanging="360"/>
       </w:pPr>
       <w:rPr>
-        <w:rFonts w:ascii="Courier New" w:hAnsi="Courier New" w:cs="Courier New" w:hint="default"/>
+        <w:rFonts w:ascii="Poppins" w:hAnsi="Poppins" w:cs="Poppins" w:hint="default" w:eastAsia="Poppins"/>
       </w:rPr>
     </w:lvl>
     <w:lvl w:ilvl="8" w:tplc="040E0005" w:tentative="1">
@@ -2208,7 +2208,7 @@
         <w:ind w:left="6480" w:hanging="360"/>
       </w:pPr>
       <w:rPr>
-        <w:rFonts w:ascii="Wingdings" w:hAnsi="Wingdings" w:hint="default"/>
+        <w:rFonts w:ascii="Poppins" w:hAnsi="Poppins" w:hint="default" w:eastAsia="Poppins" w:cs="Poppins"/>
       </w:rPr>
     </w:lvl>
   </w:abstractNum>
@@ -2225,7 +2225,7 @@
         <w:ind w:left="720" w:hanging="360"/>
       </w:pPr>
       <w:rPr>
-        <w:rFonts w:ascii="Symbol" w:hAnsi="Symbol" w:hint="default"/>
+        <w:rFonts w:ascii="Poppins" w:hAnsi="Poppins" w:hint="default" w:eastAsia="Poppins" w:cs="Poppins"/>
       </w:rPr>
     </w:lvl>
     <w:lvl w:ilvl="1" w:tplc="040E0003" w:tentative="1">
@@ -2237,7 +2237,7 @@
         <w:ind w:left="1440" w:hanging="360"/>
       </w:pPr>
       <w:rPr>
-        <w:rFonts w:ascii="Courier New" w:hAnsi="Courier New" w:cs="Courier New" w:hint="default"/>
+        <w:rFonts w:ascii="Poppins" w:hAnsi="Poppins" w:cs="Poppins" w:hint="default" w:eastAsia="Poppins"/>
       </w:rPr>
     </w:lvl>
     <w:lvl w:ilvl="2" w:tplc="040E0005" w:tentative="1">
@@ -2249,7 +2249,7 @@
         <w:ind w:left="2160" w:hanging="360"/>
       </w:pPr>
       <w:rPr>
-        <w:rFonts w:ascii="Wingdings" w:hAnsi="Wingdings" w:hint="default"/>
+        <w:rFonts w:ascii="Poppins" w:hAnsi="Poppins" w:hint="default" w:eastAsia="Poppins" w:cs="Poppins"/>
       </w:rPr>
     </w:lvl>
     <w:lvl w:ilvl="3" w:tplc="040E0001" w:tentative="1">
@@ -2261,7 +2261,7 @@
         <w:ind w:left="2880" w:hanging="360"/>
       </w:pPr>
       <w:rPr>
-        <w:rFonts w:ascii="Symbol" w:hAnsi="Symbol" w:hint="default"/>
+        <w:rFonts w:ascii="Poppins" w:hAnsi="Poppins" w:hint="default" w:eastAsia="Poppins" w:cs="Poppins"/>
       </w:rPr>
     </w:lvl>
     <w:lvl w:ilvl="4" w:tplc="040E0003" w:tentative="1">
@@ -2273,7 +2273,7 @@
         <w:ind w:left="3600" w:hanging="360"/>
       </w:pPr>
       <w:rPr>
-        <w:rFonts w:ascii="Courier New" w:hAnsi="Courier New" w:cs="Courier New" w:hint="default"/>
+        <w:rFonts w:ascii="Poppins" w:hAnsi="Poppins" w:cs="Poppins" w:hint="default" w:eastAsia="Poppins"/>
       </w:rPr>
     </w:lvl>
     <w:lvl w:ilvl="5" w:tplc="040E0005" w:tentative="1">
@@ -2285,7 +2285,7 @@
         <w:ind w:left="4320" w:hanging="360"/>
       </w:pPr>
       <w:rPr>
-        <w:rFonts w:ascii="Wingdings" w:hAnsi="Wingdings" w:hint="default"/>
+        <w:rFonts w:ascii="Poppins" w:hAnsi="Poppins" w:hint="default" w:eastAsia="Poppins" w:cs="Poppins"/>
       </w:rPr>
     </w:lvl>
     <w:lvl w:ilvl="6" w:tplc="040E0001" w:tentative="1">
@@ -2297,7 +2297,7 @@
         <w:ind w:left="5040" w:hanging="360"/>
       </w:pPr>
       <w:rPr>
-        <w:rFonts w:ascii="Symbol" w:hAnsi="Symbol" w:hint="default"/>
+        <w:rFonts w:ascii="Poppins" w:hAnsi="Poppins" w:hint="default" w:eastAsia="Poppins" w:cs="Poppins"/>
       </w:rPr>
     </w:lvl>
     <w:lvl w:ilvl="7" w:tplc="040E0003" w:tentative="1">
@@ -2309,7 +2309,7 @@
         <w:ind w:left="5760" w:hanging="360"/>
       </w:pPr>
       <w:rPr>
-        <w:rFonts w:ascii="Courier New" w:hAnsi="Courier New" w:cs="Courier New" w:hint="default"/>
+        <w:rFonts w:ascii="Poppins" w:hAnsi="Poppins" w:cs="Poppins" w:hint="default" w:eastAsia="Poppins"/>
       </w:rPr>
     </w:lvl>
     <w:lvl w:ilvl="8" w:tplc="040E0005" w:tentative="1">
@@ -2321,7 +2321,7 @@
         <w:ind w:left="6480" w:hanging="360"/>
       </w:pPr>
       <w:rPr>
-        <w:rFonts w:ascii="Wingdings" w:hAnsi="Wingdings" w:hint="default"/>
+        <w:rFonts w:ascii="Poppins" w:hAnsi="Poppins" w:hint="default" w:eastAsia="Poppins" w:cs="Poppins"/>
       </w:rPr>
     </w:lvl>
   </w:abstractNum>
@@ -2337,7 +2337,7 @@
         <w:ind w:left="720" w:hanging="360"/>
       </w:pPr>
       <w:rPr>
-        <w:rFonts w:ascii="Arial Narrow" w:eastAsia="Times New Roman" w:hAnsi="Arial Narrow" w:cs="Times New Roman" w:hint="default"/>
+        <w:rFonts w:ascii="Poppins" w:eastAsia="Poppins" w:hAnsi="Poppins" w:cs="Poppins" w:hint="default"/>
       </w:rPr>
     </w:lvl>
     <w:lvl w:ilvl="1" w:tplc="040E0003" w:tentative="1">
@@ -2349,7 +2349,7 @@
         <w:ind w:left="1440" w:hanging="360"/>
       </w:pPr>
       <w:rPr>
-        <w:rFonts w:ascii="Courier New" w:hAnsi="Courier New" w:cs="Courier New" w:hint="default"/>
+        <w:rFonts w:ascii="Poppins" w:hAnsi="Poppins" w:cs="Poppins" w:hint="default" w:eastAsia="Poppins"/>
       </w:rPr>
     </w:lvl>
     <w:lvl w:ilvl="2" w:tplc="040E0005" w:tentative="1">
@@ -2361,7 +2361,7 @@
         <w:ind w:left="2160" w:hanging="360"/>
       </w:pPr>
       <w:rPr>
-        <w:rFonts w:ascii="Wingdings" w:hAnsi="Wingdings" w:hint="default"/>
+        <w:rFonts w:ascii="Poppins" w:hAnsi="Poppins" w:hint="default" w:eastAsia="Poppins" w:cs="Poppins"/>
       </w:rPr>
     </w:lvl>
     <w:lvl w:ilvl="3" w:tplc="040E0001" w:tentative="1">
@@ -2373,7 +2373,7 @@
         <w:ind w:left="2880" w:hanging="360"/>
       </w:pPr>
       <w:rPr>
-        <w:rFonts w:ascii="Symbol" w:hAnsi="Symbol" w:hint="default"/>
+        <w:rFonts w:ascii="Poppins" w:hAnsi="Poppins" w:hint="default" w:eastAsia="Poppins" w:cs="Poppins"/>
       </w:rPr>
     </w:lvl>
     <w:lvl w:ilvl="4" w:tplc="040E0003" w:tentative="1">
@@ -2385,7 +2385,7 @@
         <w:ind w:left="3600" w:hanging="360"/>
       </w:pPr>
       <w:rPr>
-        <w:rFonts w:ascii="Courier New" w:hAnsi="Courier New" w:cs="Courier New" w:hint="default"/>
+        <w:rFonts w:ascii="Poppins" w:hAnsi="Poppins" w:cs="Poppins" w:hint="default" w:eastAsia="Poppins"/>
       </w:rPr>
     </w:lvl>
     <w:lvl w:ilvl="5" w:tplc="040E0005" w:tentative="1">
@@ -2397,7 +2397,7 @@
         <w:ind w:left="4320" w:hanging="360"/>
       </w:pPr>
       <w:rPr>
-        <w:rFonts w:ascii="Wingdings" w:hAnsi="Wingdings" w:hint="default"/>
+        <w:rFonts w:ascii="Poppins" w:hAnsi="Poppins" w:hint="default" w:eastAsia="Poppins" w:cs="Poppins"/>
       </w:rPr>
     </w:lvl>
     <w:lvl w:ilvl="6" w:tplc="040E0001" w:tentative="1">
@@ -2409,7 +2409,7 @@
         <w:ind w:left="5040" w:hanging="360"/>
       </w:pPr>
       <w:rPr>
-        <w:rFonts w:ascii="Symbol" w:hAnsi="Symbol" w:hint="default"/>
+        <w:rFonts w:ascii="Poppins" w:hAnsi="Poppins" w:hint="default" w:eastAsia="Poppins" w:cs="Poppins"/>
       </w:rPr>
     </w:lvl>
     <w:lvl w:ilvl="7" w:tplc="040E0003" w:tentative="1">
@@ -2421,7 +2421,7 @@
         <w:ind w:left="5760" w:hanging="360"/>
       </w:pPr>
       <w:rPr>
-        <w:rFonts w:ascii="Courier New" w:hAnsi="Courier New" w:cs="Courier New" w:hint="default"/>
+        <w:rFonts w:ascii="Poppins" w:hAnsi="Poppins" w:cs="Poppins" w:hint="default" w:eastAsia="Poppins"/>
       </w:rPr>
     </w:lvl>
     <w:lvl w:ilvl="8" w:tplc="040E0005" w:tentative="1">
@@ -2433,7 +2433,7 @@
         <w:ind w:left="6480" w:hanging="360"/>
       </w:pPr>
       <w:rPr>
-        <w:rFonts w:ascii="Wingdings" w:hAnsi="Wingdings" w:hint="default"/>
+        <w:rFonts w:ascii="Poppins" w:hAnsi="Poppins" w:hint="default" w:eastAsia="Poppins" w:cs="Poppins"/>
       </w:rPr>
     </w:lvl>
   </w:abstractNum>
@@ -2450,7 +2450,7 @@
         <w:ind w:left="720" w:hanging="360"/>
       </w:pPr>
       <w:rPr>
-        <w:rFonts w:ascii="Symbol" w:hAnsi="Symbol" w:hint="default"/>
+        <w:rFonts w:ascii="Poppins" w:hAnsi="Poppins" w:hint="default" w:eastAsia="Poppins" w:cs="Poppins"/>
       </w:rPr>
     </w:lvl>
     <w:lvl w:ilvl="1" w:tplc="040E0003" w:tentative="1">
@@ -2462,7 +2462,7 @@
         <w:ind w:left="1440" w:hanging="360"/>
       </w:pPr>
       <w:rPr>
-        <w:rFonts w:ascii="Courier New" w:hAnsi="Courier New" w:cs="Courier New" w:hint="default"/>
+        <w:rFonts w:ascii="Poppins" w:hAnsi="Poppins" w:cs="Poppins" w:hint="default" w:eastAsia="Poppins"/>
       </w:rPr>
     </w:lvl>
     <w:lvl w:ilvl="2" w:tplc="040E0005" w:tentative="1">
@@ -2474,7 +2474,7 @@
         <w:ind w:left="2160" w:hanging="360"/>
       </w:pPr>
       <w:rPr>
-        <w:rFonts w:ascii="Wingdings" w:hAnsi="Wingdings" w:hint="default"/>
+        <w:rFonts w:ascii="Poppins" w:hAnsi="Poppins" w:hint="default" w:eastAsia="Poppins" w:cs="Poppins"/>
       </w:rPr>
     </w:lvl>
     <w:lvl w:ilvl="3" w:tplc="040E0001" w:tentative="1">
@@ -2486,7 +2486,7 @@
         <w:ind w:left="2880" w:hanging="360"/>
       </w:pPr>
       <w:rPr>
-        <w:rFonts w:ascii="Symbol" w:hAnsi="Symbol" w:hint="default"/>
+        <w:rFonts w:ascii="Poppins" w:hAnsi="Poppins" w:hint="default" w:eastAsia="Poppins" w:cs="Poppins"/>
       </w:rPr>
     </w:lvl>
     <w:lvl w:ilvl="4" w:tplc="040E0003" w:tentative="1">
@@ -2498,7 +2498,7 @@
         <w:ind w:left="3600" w:hanging="360"/>
       </w:pPr>
       <w:rPr>
-        <w:rFonts w:ascii="Courier New" w:hAnsi="Courier New" w:cs="Courier New" w:hint="default"/>
+        <w:rFonts w:ascii="Poppins" w:hAnsi="Poppins" w:cs="Poppins" w:hint="default" w:eastAsia="Poppins"/>
       </w:rPr>
     </w:lvl>
     <w:lvl w:ilvl="5" w:tplc="040E0005" w:tentative="1">
@@ -2510,7 +2510,7 @@
         <w:ind w:left="4320" w:hanging="360"/>
       </w:pPr>
       <w:rPr>
-        <w:rFonts w:ascii="Wingdings" w:hAnsi="Wingdings" w:hint="default"/>
+        <w:rFonts w:ascii="Poppins" w:hAnsi="Poppins" w:hint="default" w:eastAsia="Poppins" w:cs="Poppins"/>
       </w:rPr>
     </w:lvl>
     <w:lvl w:ilvl="6" w:tplc="040E0001" w:tentative="1">
@@ -2522,7 +2522,7 @@
         <w:ind w:left="5040" w:hanging="360"/>
       </w:pPr>
       <w:rPr>
-        <w:rFonts w:ascii="Symbol" w:hAnsi="Symbol" w:hint="default"/>
+        <w:rFonts w:ascii="Poppins" w:hAnsi="Poppins" w:hint="default" w:eastAsia="Poppins" w:cs="Poppins"/>
       </w:rPr>
     </w:lvl>
     <w:lvl w:ilvl="7" w:tplc="040E0003" w:tentative="1">
@@ -2534,7 +2534,7 @@
         <w:ind w:left="5760" w:hanging="360"/>
       </w:pPr>
       <w:rPr>
-        <w:rFonts w:ascii="Courier New" w:hAnsi="Courier New" w:cs="Courier New" w:hint="default"/>
+        <w:rFonts w:ascii="Poppins" w:hAnsi="Poppins" w:cs="Poppins" w:hint="default" w:eastAsia="Poppins"/>
       </w:rPr>
     </w:lvl>
     <w:lvl w:ilvl="8" w:tplc="040E0005" w:tentative="1">
@@ -2546,7 +2546,7 @@
         <w:ind w:left="6480" w:hanging="360"/>
       </w:pPr>
       <w:rPr>
-        <w:rFonts w:ascii="Wingdings" w:hAnsi="Wingdings" w:hint="default"/>
+        <w:rFonts w:ascii="Poppins" w:hAnsi="Poppins" w:hint="default" w:eastAsia="Poppins" w:cs="Poppins"/>
       </w:rPr>
     </w:lvl>
   </w:abstractNum>
@@ -2563,7 +2563,7 @@
         <w:ind w:left="1069" w:hanging="360"/>
       </w:pPr>
       <w:rPr>
-        <w:rFonts w:ascii="Arial Narrow" w:eastAsia="Calibri" w:hAnsi="Arial Narrow" w:cs="Times New Roman" w:hint="default"/>
+        <w:rFonts w:ascii="Poppins" w:eastAsia="Poppins" w:hAnsi="Poppins" w:cs="Poppins" w:hint="default"/>
       </w:rPr>
     </w:lvl>
     <w:lvl w:ilvl="1" w:tplc="040E0003" w:tentative="1">
@@ -2575,7 +2575,7 @@
         <w:ind w:left="1789" w:hanging="360"/>
       </w:pPr>
       <w:rPr>
-        <w:rFonts w:ascii="Courier New" w:hAnsi="Courier New" w:cs="Courier New" w:hint="default"/>
+        <w:rFonts w:ascii="Poppins" w:hAnsi="Poppins" w:cs="Poppins" w:hint="default" w:eastAsia="Poppins"/>
       </w:rPr>
     </w:lvl>
     <w:lvl w:ilvl="2" w:tplc="040E0005" w:tentative="1">
@@ -2587,7 +2587,7 @@
         <w:ind w:left="2509" w:hanging="360"/>
       </w:pPr>
       <w:rPr>
-        <w:rFonts w:ascii="Wingdings" w:hAnsi="Wingdings" w:hint="default"/>
+        <w:rFonts w:ascii="Poppins" w:hAnsi="Poppins" w:hint="default" w:eastAsia="Poppins" w:cs="Poppins"/>
       </w:rPr>
     </w:lvl>
     <w:lvl w:ilvl="3" w:tplc="040E0001" w:tentative="1">
@@ -2599,7 +2599,7 @@
         <w:ind w:left="3229" w:hanging="360"/>
       </w:pPr>
       <w:rPr>
-        <w:rFonts w:ascii="Symbol" w:hAnsi="Symbol" w:hint="default"/>
+        <w:rFonts w:ascii="Poppins" w:hAnsi="Poppins" w:hint="default" w:eastAsia="Poppins" w:cs="Poppins"/>
       </w:rPr>
     </w:lvl>
     <w:lvl w:ilvl="4" w:tplc="040E0003" w:tentative="1">
@@ -2611,7 +2611,7 @@
         <w:ind w:left="3949" w:hanging="360"/>
       </w:pPr>
       <w:rPr>
-        <w:rFonts w:ascii="Courier New" w:hAnsi="Courier New" w:cs="Courier New" w:hint="default"/>
+        <w:rFonts w:ascii="Poppins" w:hAnsi="Poppins" w:cs="Poppins" w:hint="default" w:eastAsia="Poppins"/>
       </w:rPr>
     </w:lvl>
     <w:lvl w:ilvl="5" w:tplc="040E0005" w:tentative="1">
@@ -2623,7 +2623,7 @@
         <w:ind w:left="4669" w:hanging="360"/>
       </w:pPr>
       <w:rPr>
-        <w:rFonts w:ascii="Wingdings" w:hAnsi="Wingdings" w:hint="default"/>
+        <w:rFonts w:ascii="Poppins" w:hAnsi="Poppins" w:hint="default" w:eastAsia="Poppins" w:cs="Poppins"/>
       </w:rPr>
     </w:lvl>
     <w:lvl w:ilvl="6" w:tplc="040E0001" w:tentative="1">
@@ -2635,7 +2635,7 @@
         <w:ind w:left="5389" w:hanging="360"/>
       </w:pPr>
       <w:rPr>
-        <w:rFonts w:ascii="Symbol" w:hAnsi="Symbol" w:hint="default"/>
+        <w:rFonts w:ascii="Poppins" w:hAnsi="Poppins" w:hint="default" w:eastAsia="Poppins" w:cs="Poppins"/>
       </w:rPr>
     </w:lvl>
     <w:lvl w:ilvl="7" w:tplc="040E0003" w:tentative="1">
@@ -2647,7 +2647,7 @@
         <w:ind w:left="6109" w:hanging="360"/>
       </w:pPr>
       <w:rPr>
-        <w:rFonts w:ascii="Courier New" w:hAnsi="Courier New" w:cs="Courier New" w:hint="default"/>
+        <w:rFonts w:ascii="Poppins" w:hAnsi="Poppins" w:cs="Poppins" w:hint="default" w:eastAsia="Poppins"/>
       </w:rPr>
     </w:lvl>
     <w:lvl w:ilvl="8" w:tplc="040E0005" w:tentative="1">
@@ -2659,7 +2659,7 @@
         <w:ind w:left="6829" w:hanging="360"/>
       </w:pPr>
       <w:rPr>
-        <w:rFonts w:ascii="Wingdings" w:hAnsi="Wingdings" w:hint="default"/>
+        <w:rFonts w:ascii="Poppins" w:hAnsi="Poppins" w:hint="default" w:eastAsia="Poppins" w:cs="Poppins"/>
       </w:rPr>
     </w:lvl>
   </w:abstractNum>
@@ -2677,7 +2677,7 @@
         <w:ind w:left="360" w:hanging="360"/>
       </w:pPr>
       <w:rPr>
-        <w:rFonts w:hint="default"/>
+        <w:rFonts w:hint="default" w:ascii="Poppins" w:hAnsi="Poppins" w:eastAsia="Poppins" w:cs="Poppins"/>
       </w:rPr>
     </w:lvl>
     <w:lvl w:ilvl="1">
@@ -2777,7 +2777,7 @@
         <w:ind w:left="720" w:hanging="360"/>
       </w:pPr>
       <w:rPr>
-        <w:rFonts w:ascii="Symbol" w:hAnsi="Symbol" w:hint="default"/>
+        <w:rFonts w:ascii="Poppins" w:hAnsi="Poppins" w:hint="default" w:eastAsia="Poppins" w:cs="Poppins"/>
       </w:rPr>
     </w:lvl>
     <w:lvl w:ilvl="1" w:tentative="1">
@@ -2890,7 +2890,7 @@
         <w:ind w:left="1069" w:hanging="360"/>
       </w:pPr>
       <w:rPr>
-        <w:rFonts w:ascii="Arial Narrow" w:eastAsia="Calibri" w:hAnsi="Arial Narrow" w:cs="Times New Roman" w:hint="default"/>
+        <w:rFonts w:ascii="Poppins" w:eastAsia="Poppins" w:hAnsi="Poppins" w:cs="Poppins" w:hint="default"/>
       </w:rPr>
     </w:lvl>
     <w:lvl w:ilvl="1" w:tplc="040E0003" w:tentative="1">
@@ -2902,7 +2902,7 @@
         <w:ind w:left="1440" w:hanging="360"/>
       </w:pPr>
       <w:rPr>
-        <w:rFonts w:ascii="Courier New" w:hAnsi="Courier New" w:cs="Courier New" w:hint="default"/>
+        <w:rFonts w:ascii="Poppins" w:hAnsi="Poppins" w:cs="Poppins" w:hint="default" w:eastAsia="Poppins"/>
       </w:rPr>
     </w:lvl>
     <w:lvl w:ilvl="2" w:tplc="040E0005" w:tentative="1">
@@ -2914,7 +2914,7 @@
         <w:ind w:left="2160" w:hanging="360"/>
       </w:pPr>
       <w:rPr>
-        <w:rFonts w:ascii="Wingdings" w:hAnsi="Wingdings" w:hint="default"/>
+        <w:rFonts w:ascii="Poppins" w:hAnsi="Poppins" w:hint="default" w:eastAsia="Poppins" w:cs="Poppins"/>
       </w:rPr>
     </w:lvl>
     <w:lvl w:ilvl="3" w:tplc="040E0001" w:tentative="1">
@@ -2926,7 +2926,7 @@
         <w:ind w:left="2880" w:hanging="360"/>
       </w:pPr>
       <w:rPr>
-        <w:rFonts w:ascii="Symbol" w:hAnsi="Symbol" w:hint="default"/>
+        <w:rFonts w:ascii="Poppins" w:hAnsi="Poppins" w:hint="default" w:eastAsia="Poppins" w:cs="Poppins"/>
       </w:rPr>
     </w:lvl>
     <w:lvl w:ilvl="4" w:tplc="040E0003" w:tentative="1">
@@ -2938,7 +2938,7 @@
         <w:ind w:left="3600" w:hanging="360"/>
       </w:pPr>
       <w:rPr>
-        <w:rFonts w:ascii="Courier New" w:hAnsi="Courier New" w:cs="Courier New" w:hint="default"/>
+        <w:rFonts w:ascii="Poppins" w:hAnsi="Poppins" w:cs="Poppins" w:hint="default" w:eastAsia="Poppins"/>
       </w:rPr>
     </w:lvl>
     <w:lvl w:ilvl="5" w:tplc="040E0005" w:tentative="1">
@@ -2950,7 +2950,7 @@
         <w:ind w:left="4320" w:hanging="360"/>
       </w:pPr>
       <w:rPr>
-        <w:rFonts w:ascii="Wingdings" w:hAnsi="Wingdings" w:hint="default"/>
+        <w:rFonts w:ascii="Poppins" w:hAnsi="Poppins" w:hint="default" w:eastAsia="Poppins" w:cs="Poppins"/>
       </w:rPr>
     </w:lvl>
     <w:lvl w:ilvl="6" w:tplc="040E0001" w:tentative="1">
@@ -2962,7 +2962,7 @@
         <w:ind w:left="5040" w:hanging="360"/>
       </w:pPr>
       <w:rPr>
-        <w:rFonts w:ascii="Symbol" w:hAnsi="Symbol" w:hint="default"/>
+        <w:rFonts w:ascii="Poppins" w:hAnsi="Poppins" w:hint="default" w:eastAsia="Poppins" w:cs="Poppins"/>
       </w:rPr>
     </w:lvl>
     <w:lvl w:ilvl="7" w:tplc="040E0003" w:tentative="1">
@@ -2974,7 +2974,7 @@
         <w:ind w:left="5760" w:hanging="360"/>
       </w:pPr>
       <w:rPr>
-        <w:rFonts w:ascii="Courier New" w:hAnsi="Courier New" w:cs="Courier New" w:hint="default"/>
+        <w:rFonts w:ascii="Poppins" w:hAnsi="Poppins" w:cs="Poppins" w:hint="default" w:eastAsia="Poppins"/>
       </w:rPr>
     </w:lvl>
     <w:lvl w:ilvl="8" w:tplc="040E0005" w:tentative="1">
@@ -2986,7 +2986,7 @@
         <w:ind w:left="6480" w:hanging="360"/>
       </w:pPr>
       <w:rPr>
-        <w:rFonts w:ascii="Wingdings" w:hAnsi="Wingdings" w:hint="default"/>
+        <w:rFonts w:ascii="Poppins" w:hAnsi="Poppins" w:hint="default" w:eastAsia="Poppins" w:cs="Poppins"/>
       </w:rPr>
     </w:lvl>
   </w:abstractNum>
@@ -3058,7 +3058,7 @@
   <w:docDefaults>
     <w:rPrDefault>
       <w:rPr>
-        <w:rFonts w:asciiTheme="minorHAnsi" w:eastAsiaTheme="minorHAnsi" w:hAnsiTheme="minorHAnsi" w:cstheme="minorBidi"/>
+        <w:rFonts w:ascii="Poppins" w:hAnsi="Poppins" w:eastAsia="Poppins" w:cs="Poppins"/>
         <w:sz w:val="22"/>
         <w:szCs w:val="22"/>
         <w:lang w:val="hu-HU" w:eastAsia="en-US" w:bidi="ar-SA"/>
@@ -3456,7 +3456,7 @@
       <w:spacing w:after="0" w:line="240" w:lineRule="auto"/>
     </w:pPr>
     <w:rPr>
-      <w:rFonts w:ascii="Arial Narrow" w:eastAsia="Times New Roman" w:hAnsi="Arial Narrow" w:cs="Times New Roman"/>
+      <w:rFonts w:ascii="Poppins" w:eastAsia="Poppins" w:hAnsi="Poppins" w:cs="Poppins"/>
       <w:sz w:val="24"/>
       <w:szCs w:val="24"/>
       <w:lang w:val="en-GB" w:eastAsia="en-GB"/>
@@ -3503,7 +3503,7 @@
       <w:outlineLvl w:val="1"/>
     </w:pPr>
     <w:rPr>
-      <w:rFonts w:eastAsiaTheme="majorEastAsia" w:cstheme="majorBidi"/>
+      <w:rFonts w:ascii="Poppins" w:hAnsi="Poppins" w:eastAsia="Poppins" w:cs="Poppins"/>
       <w:b/>
       <w:noProof/>
       <w:szCs w:val="26"/>
@@ -3531,7 +3531,7 @@
       <w:outlineLvl w:val="2"/>
     </w:pPr>
     <w:rPr>
-      <w:rFonts w:asciiTheme="majorHAnsi" w:eastAsiaTheme="majorEastAsia" w:hAnsiTheme="majorHAnsi" w:cstheme="majorBidi"/>
+      <w:rFonts w:ascii="Poppins" w:hAnsi="Poppins" w:eastAsia="Poppins" w:cs="Poppins"/>
       <w:color w:val="1F3763" w:themeColor="accent1" w:themeShade="7F"/>
     </w:rPr>
   </w:style>
@@ -3556,7 +3556,7 @@
       <w:outlineLvl w:val="3"/>
     </w:pPr>
     <w:rPr>
-      <w:rFonts w:asciiTheme="majorHAnsi" w:eastAsiaTheme="majorEastAsia" w:hAnsiTheme="majorHAnsi" w:cstheme="majorBidi"/>
+      <w:rFonts w:ascii="Poppins" w:hAnsi="Poppins" w:eastAsia="Poppins" w:cs="Poppins"/>
       <w:i/>
       <w:iCs/>
       <w:color w:val="2F5496" w:themeColor="accent1" w:themeShade="BF"/>
@@ -3583,7 +3583,7 @@
       <w:outlineLvl w:val="4"/>
     </w:pPr>
     <w:rPr>
-      <w:rFonts w:asciiTheme="majorHAnsi" w:eastAsiaTheme="majorEastAsia" w:hAnsiTheme="majorHAnsi" w:cstheme="majorBidi"/>
+      <w:rFonts w:ascii="Poppins" w:hAnsi="Poppins" w:eastAsia="Poppins" w:cs="Poppins"/>
       <w:color w:val="2F5496" w:themeColor="accent1" w:themeShade="BF"/>
     </w:rPr>
   </w:style>
@@ -3608,7 +3608,7 @@
       <w:outlineLvl w:val="5"/>
     </w:pPr>
     <w:rPr>
-      <w:rFonts w:asciiTheme="majorHAnsi" w:eastAsiaTheme="majorEastAsia" w:hAnsiTheme="majorHAnsi" w:cstheme="majorBidi"/>
+      <w:rFonts w:ascii="Poppins" w:hAnsi="Poppins" w:eastAsia="Poppins" w:cs="Poppins"/>
       <w:color w:val="1F3763" w:themeColor="accent1" w:themeShade="7F"/>
     </w:rPr>
   </w:style>
@@ -3633,7 +3633,7 @@
       <w:outlineLvl w:val="6"/>
     </w:pPr>
     <w:rPr>
-      <w:rFonts w:asciiTheme="majorHAnsi" w:eastAsiaTheme="majorEastAsia" w:hAnsiTheme="majorHAnsi" w:cstheme="majorBidi"/>
+      <w:rFonts w:ascii="Poppins" w:hAnsi="Poppins" w:eastAsia="Poppins" w:cs="Poppins"/>
       <w:i/>
       <w:iCs/>
       <w:color w:val="1F3763" w:themeColor="accent1" w:themeShade="7F"/>
@@ -3660,7 +3660,7 @@
       <w:outlineLvl w:val="7"/>
     </w:pPr>
     <w:rPr>
-      <w:rFonts w:asciiTheme="majorHAnsi" w:eastAsiaTheme="majorEastAsia" w:hAnsiTheme="majorHAnsi" w:cstheme="majorBidi"/>
+      <w:rFonts w:ascii="Poppins" w:hAnsi="Poppins" w:eastAsia="Poppins" w:cs="Poppins"/>
       <w:color w:val="272727" w:themeColor="text1" w:themeTint="D8"/>
       <w:sz w:val="21"/>
       <w:szCs w:val="21"/>
@@ -3687,7 +3687,7 @@
       <w:outlineLvl w:val="8"/>
     </w:pPr>
     <w:rPr>
-      <w:rFonts w:asciiTheme="majorHAnsi" w:eastAsiaTheme="majorEastAsia" w:hAnsiTheme="majorHAnsi" w:cstheme="majorBidi"/>
+      <w:rFonts w:ascii="Poppins" w:hAnsi="Poppins" w:eastAsia="Poppins" w:cs="Poppins"/>
       <w:i/>
       <w:iCs/>
       <w:color w:val="272727" w:themeColor="text1" w:themeTint="D8"/>
@@ -3728,7 +3728,7 @@
     <w:link w:val="Cmsor1"/>
     <w:rsid w:val="00B23397"/>
     <w:rPr>
-      <w:rFonts w:ascii="Arial Narrow" w:eastAsia="Times New Roman" w:hAnsi="Arial Narrow" w:cs="Times New Roman"/>
+      <w:rFonts w:ascii="Poppins" w:eastAsia="Poppins" w:hAnsi="Poppins" w:cs="Poppins"/>
       <w:b/>
       <w:sz w:val="24"/>
       <w:szCs w:val="20"/>
@@ -3742,7 +3742,7 @@
     <w:uiPriority w:val="9"/>
     <w:rsid w:val="00B23397"/>
     <w:rPr>
-      <w:rFonts w:ascii="Arial Narrow" w:eastAsiaTheme="majorEastAsia" w:hAnsi="Arial Narrow" w:cstheme="majorBidi"/>
+      <w:rFonts w:ascii="Poppins" w:hAnsi="Poppins" w:eastAsia="Poppins" w:cs="Poppins"/>
       <w:b/>
       <w:noProof/>
       <w:sz w:val="24"/>
@@ -3758,7 +3758,7 @@
     <w:semiHidden/>
     <w:rsid w:val="00B23397"/>
     <w:rPr>
-      <w:rFonts w:asciiTheme="majorHAnsi" w:eastAsiaTheme="majorEastAsia" w:hAnsiTheme="majorHAnsi" w:cstheme="majorBidi"/>
+      <w:rFonts w:ascii="Poppins" w:hAnsi="Poppins" w:eastAsia="Poppins" w:cs="Poppins"/>
       <w:color w:val="1F3763" w:themeColor="accent1" w:themeShade="7F"/>
       <w:sz w:val="24"/>
       <w:szCs w:val="24"/>
@@ -3773,7 +3773,7 @@
     <w:semiHidden/>
     <w:rsid w:val="00B23397"/>
     <w:rPr>
-      <w:rFonts w:asciiTheme="majorHAnsi" w:eastAsiaTheme="majorEastAsia" w:hAnsiTheme="majorHAnsi" w:cstheme="majorBidi"/>
+      <w:rFonts w:ascii="Poppins" w:hAnsi="Poppins" w:eastAsia="Poppins" w:cs="Poppins"/>
       <w:i/>
       <w:iCs/>
       <w:color w:val="2F5496" w:themeColor="accent1" w:themeShade="BF"/>
@@ -3790,7 +3790,7 @@
     <w:semiHidden/>
     <w:rsid w:val="00B23397"/>
     <w:rPr>
-      <w:rFonts w:asciiTheme="majorHAnsi" w:eastAsiaTheme="majorEastAsia" w:hAnsiTheme="majorHAnsi" w:cstheme="majorBidi"/>
+      <w:rFonts w:ascii="Poppins" w:hAnsi="Poppins" w:eastAsia="Poppins" w:cs="Poppins"/>
       <w:color w:val="2F5496" w:themeColor="accent1" w:themeShade="BF"/>
       <w:sz w:val="24"/>
       <w:szCs w:val="24"/>
@@ -3805,7 +3805,7 @@
     <w:semiHidden/>
     <w:rsid w:val="00B23397"/>
     <w:rPr>
-      <w:rFonts w:asciiTheme="majorHAnsi" w:eastAsiaTheme="majorEastAsia" w:hAnsiTheme="majorHAnsi" w:cstheme="majorBidi"/>
+      <w:rFonts w:ascii="Poppins" w:hAnsi="Poppins" w:eastAsia="Poppins" w:cs="Poppins"/>
       <w:color w:val="1F3763" w:themeColor="accent1" w:themeShade="7F"/>
       <w:sz w:val="24"/>
       <w:szCs w:val="24"/>
@@ -3820,7 +3820,7 @@
     <w:semiHidden/>
     <w:rsid w:val="00B23397"/>
     <w:rPr>
-      <w:rFonts w:asciiTheme="majorHAnsi" w:eastAsiaTheme="majorEastAsia" w:hAnsiTheme="majorHAnsi" w:cstheme="majorBidi"/>
+      <w:rFonts w:ascii="Poppins" w:hAnsi="Poppins" w:eastAsia="Poppins" w:cs="Poppins"/>
       <w:i/>
       <w:iCs/>
       <w:color w:val="1F3763" w:themeColor="accent1" w:themeShade="7F"/>
@@ -3837,7 +3837,7 @@
     <w:semiHidden/>
     <w:rsid w:val="00B23397"/>
     <w:rPr>
-      <w:rFonts w:asciiTheme="majorHAnsi" w:eastAsiaTheme="majorEastAsia" w:hAnsiTheme="majorHAnsi" w:cstheme="majorBidi"/>
+      <w:rFonts w:ascii="Poppins" w:hAnsi="Poppins" w:eastAsia="Poppins" w:cs="Poppins"/>
       <w:color w:val="272727" w:themeColor="text1" w:themeTint="D8"/>
       <w:sz w:val="21"/>
       <w:szCs w:val="21"/>
@@ -3852,7 +3852,7 @@
     <w:semiHidden/>
     <w:rsid w:val="00B23397"/>
     <w:rPr>
-      <w:rFonts w:asciiTheme="majorHAnsi" w:eastAsiaTheme="majorEastAsia" w:hAnsiTheme="majorHAnsi" w:cstheme="majorBidi"/>
+      <w:rFonts w:ascii="Poppins" w:hAnsi="Poppins" w:eastAsia="Poppins" w:cs="Poppins"/>
       <w:i/>
       <w:iCs/>
       <w:color w:val="272727" w:themeColor="text1" w:themeTint="D8"/>
@@ -3873,7 +3873,7 @@
       <w:contextualSpacing/>
     </w:pPr>
     <w:rPr>
-      <w:rFonts w:ascii="Calibri" w:eastAsia="Calibri" w:hAnsi="Calibri"/>
+      <w:rFonts w:ascii="Poppins" w:eastAsia="Poppins" w:hAnsi="Poppins" w:cs="Poppins"/>
       <w:sz w:val="22"/>
       <w:szCs w:val="22"/>
       <w:lang w:eastAsia="en-US"/>
@@ -3904,7 +3904,7 @@
       <w:jc w:val="both"/>
     </w:pPr>
     <w:rPr>
-      <w:rFonts w:ascii="Arial Narrow" w:hAnsi="Arial Narrow"/>
+      <w:rFonts w:ascii="Poppins" w:hAnsi="Poppins" w:eastAsia="Poppins" w:cs="Poppins"/>
       <w:b/>
       <w:color w:val="000000" w:themeColor="text1"/>
       <w:sz w:val="24"/>
@@ -3918,7 +3918,7 @@
     <w:uiPriority w:val="34"/>
     <w:rsid w:val="00B23397"/>
     <w:rPr>
-      <w:rFonts w:ascii="Calibri" w:eastAsia="Calibri" w:hAnsi="Calibri" w:cs="Times New Roman"/>
+      <w:rFonts w:ascii="Poppins" w:eastAsia="Poppins" w:hAnsi="Poppins" w:cs="Poppins"/>
       <w:lang w:val="en-GB"/>
     </w:rPr>
   </w:style>
@@ -3928,7 +3928,7 @@
     <w:link w:val="felsorols"/>
     <w:rsid w:val="00B23397"/>
     <w:rPr>
-      <w:rFonts w:ascii="Arial Narrow" w:eastAsia="Calibri" w:hAnsi="Arial Narrow" w:cs="Times New Roman"/>
+      <w:rFonts w:ascii="Poppins" w:eastAsia="Poppins" w:hAnsi="Poppins" w:cs="Poppins"/>
       <w:b/>
       <w:color w:val="000000" w:themeColor="text1"/>
       <w:sz w:val="24"/>
@@ -4002,9 +4002,9 @@
     </a:clrScheme>
     <a:fontScheme name="Office">
       <a:majorFont>
-        <a:latin typeface="Calibri Light" panose="020F0302020204030204"/>
-        <a:ea typeface=""/>
-        <a:cs typeface=""/>
+        <a:latin typeface="Poppins" panose="020F0302020204030204"/>
+        <a:ea typeface="Poppins"/>
+        <a:cs typeface="Poppins"/>
         <a:font script="Jpan" typeface="游ゴシック Light"/>
         <a:font script="Hang" typeface="맑은 고딕"/>
         <a:font script="Hans" typeface="等线 Light"/>
@@ -4054,9 +4054,9 @@
         <a:font script="Tfng" typeface="Ebrima"/>
       </a:majorFont>
       <a:minorFont>
-        <a:latin typeface="Calibri" panose="020F0502020204030204"/>
-        <a:ea typeface=""/>
-        <a:cs typeface=""/>
+        <a:latin typeface="Poppins" panose="020F0502020204030204"/>
+        <a:ea typeface="Poppins"/>
+        <a:cs typeface="Poppins"/>
         <a:font script="Jpan" typeface="游明朝"/>
         <a:font script="Hang" typeface="맑은 고딕"/>
         <a:font script="Hans" typeface="等线"/>
